--- a/CÔNG TY TNHH ĂN UỐNG THƯƠNG MẠI HỒNG THUẬN/HongThuan_ThayDoiDiaChi_TangVon/HongThuan_DeNghiThayDoi.docx
+++ b/CÔNG TY TNHH ĂN UỐNG THƯƠNG MẠI HỒNG THUẬN/HongThuan_ThayDoiDiaChi_TangVon/HongThuan_DeNghiThayDoi.docx
@@ -1,6 +1,6 @@
 
 <file path=word/document.xml><?xml version="1.0" encoding="utf-8"?>
-<w:document xmlns:wpc="http://schemas.microsoft.com/office/word/2010/wordprocessingCanvas" xmlns:cx="http://schemas.microsoft.com/office/drawing/2014/chartex" xmlns:mc="http://schemas.openxmlformats.org/markup-compatibility/2006" xmlns:o="urn:schemas-microsoft-com:office:office" xmlns:r="http://schemas.openxmlformats.org/officeDocument/2006/relationships" xmlns:m="http://schemas.openxmlformats.org/officeDocument/2006/math" xmlns:v="urn:schemas-microsoft-com:vml" xmlns:wp14="http://schemas.microsoft.com/office/word/2010/wordprocessingDrawing" xmlns:wp="http://schemas.openxmlformats.org/drawingml/2006/wordprocessingDrawing" xmlns:w10="urn:schemas-microsoft-com:office:word" xmlns:w="http://schemas.openxmlformats.org/wordprocessingml/2006/main" xmlns:w14="http://schemas.microsoft.com/office/word/2010/wordml" xmlns:w15="http://schemas.microsoft.com/office/word/2012/wordml" xmlns:w16se="http://schemas.microsoft.com/office/word/2015/wordml/symex" xmlns:wpg="http://schemas.microsoft.com/office/word/2010/wordprocessingGroup" xmlns:wpi="http://schemas.microsoft.com/office/word/2010/wordprocessingInk" xmlns:wne="http://schemas.microsoft.com/office/word/2006/wordml" xmlns:wps="http://schemas.microsoft.com/office/word/2010/wordprocessingShape" mc:Ignorable="w14 w15 w16se wp14">
+<w:document xmlns:wpc="http://schemas.microsoft.com/office/word/2010/wordprocessingCanvas" xmlns:cx="http://schemas.microsoft.com/office/drawing/2014/chartex" xmlns:cx1="http://schemas.microsoft.com/office/drawing/2015/9/8/chartex" xmlns:mc="http://schemas.openxmlformats.org/markup-compatibility/2006" xmlns:o="urn:schemas-microsoft-com:office:office" xmlns:r="http://schemas.openxmlformats.org/officeDocument/2006/relationships" xmlns:m="http://schemas.openxmlformats.org/officeDocument/2006/math" xmlns:v="urn:schemas-microsoft-com:vml" xmlns:wp14="http://schemas.microsoft.com/office/word/2010/wordprocessingDrawing" xmlns:wp="http://schemas.openxmlformats.org/drawingml/2006/wordprocessingDrawing" xmlns:w10="urn:schemas-microsoft-com:office:word" xmlns:w="http://schemas.openxmlformats.org/wordprocessingml/2006/main" xmlns:w14="http://schemas.microsoft.com/office/word/2010/wordml" xmlns:w15="http://schemas.microsoft.com/office/word/2012/wordml" xmlns:w16se="http://schemas.microsoft.com/office/word/2015/wordml/symex" xmlns:wpg="http://schemas.microsoft.com/office/word/2010/wordprocessingGroup" xmlns:wpi="http://schemas.microsoft.com/office/word/2010/wordprocessingInk" xmlns:wne="http://schemas.microsoft.com/office/word/2006/wordml" xmlns:wps="http://schemas.microsoft.com/office/word/2010/wordprocessingShape" mc:Ignorable="w14 w15 w16se wp14">
   <w:body>
     <w:p>
       <w:pPr>
@@ -175,7 +175,7 @@
                     </wp:anchor>
                   </w:drawing>
                 </mc:Choice>
-                <mc:Fallback xmlns:cx1="http://schemas.microsoft.com/office/drawing/2015/9/8/chartex">
+                <mc:Fallback>
                   <w:pict>
                     <v:line w14:anchorId="1D12A4BF" id="Line 159" o:spid="_x0000_s1026" style="position:absolute;z-index:251682816;visibility:visible;mso-wrap-style:square;mso-width-percent:0;mso-height-percent:0;mso-wrap-distance-left:9pt;mso-wrap-distance-top:-3e-5mm;mso-wrap-distance-right:9pt;mso-wrap-distance-bottom:-3e-5mm;mso-position-horizontal:center;mso-position-horizontal-relative:margin;mso-position-vertical:absolute;mso-position-vertical-relative:text;mso-width-percent:0;mso-height-percent:0;mso-width-relative:page;mso-height-relative:page" from="0,15.5pt" to="158.75pt,15.5pt" o:gfxdata="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">
                       <w10:wrap anchorx="margin"/>
@@ -279,7 +279,7 @@
                 <w:sz w:val="26"/>
                 <w:szCs w:val="26"/>
               </w:rPr>
-              <w:t>21</w:t>
+              <w:t>2</w:t>
             </w:r>
             <w:r>
               <w:rPr>
@@ -306,7 +306,7 @@
                 <w:sz w:val="26"/>
                 <w:szCs w:val="26"/>
               </w:rPr>
-              <w:t>3</w:t>
+              <w:t>4</w:t>
             </w:r>
             <w:r>
               <w:rPr>
@@ -411,7 +411,7 @@
               </wp:anchor>
             </w:drawing>
           </mc:Choice>
-          <mc:Fallback xmlns:cx1="http://schemas.microsoft.com/office/drawing/2015/9/8/chartex">
+          <mc:Fallback>
             <w:pict>
               <v:line w14:anchorId="70E5418D" id="Straight Connector 1" o:spid="_x0000_s1026" style="position:absolute;z-index:251683840;visibility:visible;mso-wrap-style:square;mso-width-percent:0;mso-wrap-distance-left:9pt;mso-wrap-distance-top:0;mso-wrap-distance-right:9pt;mso-wrap-distance-bottom:0;mso-position-horizontal:center;mso-position-horizontal-relative:margin;mso-position-vertical:absolute;mso-position-vertical-relative:text;mso-width-percent:0;mso-width-relative:margin" from="0,66.95pt" to="111.65pt,66.95pt" o:gfxdata="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" strokecolor="windowText" strokeweight=".5pt">
                 <v:stroke joinstyle="miter"/>
@@ -1300,7 +1300,7 @@
               </wp:anchor>
             </w:drawing>
           </mc:Choice>
-          <mc:Fallback xmlns:cx1="http://schemas.microsoft.com/office/drawing/2015/9/8/chartex">
+          <mc:Fallback>
             <w:pict>
               <v:rect w14:anchorId="150B91A8" id="Rectangle 800" o:spid="_x0000_s1026" style="position:absolute;margin-left:398.8pt;margin-top:62.75pt;width:20.15pt;height:15.95pt;z-index:251665408;visibility:visible;mso-wrap-style:none;mso-width-percent:0;mso-height-percent:0;mso-wrap-distance-left:9pt;mso-wrap-distance-top:0;mso-wrap-distance-right:9pt;mso-wrap-distance-bottom:0;mso-position-horizontal:absolute;mso-position-horizontal-relative:text;mso-position-vertical:absolute;mso-position-vertical-relative:text;mso-width-percent:0;mso-height-percent:0;mso-width-relative:page;mso-height-relative:page;v-text-anchor:middle" o:gfxdata="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" strokeweight=".26mm">
                 <v:stroke endcap="square"/>
@@ -1375,7 +1375,7 @@
               </wp:anchor>
             </w:drawing>
           </mc:Choice>
-          <mc:Fallback xmlns:cx1="http://schemas.microsoft.com/office/drawing/2015/9/8/chartex">
+          <mc:Fallback>
             <w:pict>
               <v:rect w14:anchorId="3C0D0F71" id="Rectangle 826" o:spid="_x0000_s1026" style="position:absolute;margin-left:398.8pt;margin-top:86.4pt;width:20.15pt;height:15.95pt;z-index:251666432;visibility:visible;mso-wrap-style:none;mso-width-percent:0;mso-height-percent:0;mso-wrap-distance-left:9pt;mso-wrap-distance-top:0;mso-wrap-distance-right:9pt;mso-wrap-distance-bottom:0;mso-position-horizontal:absolute;mso-position-horizontal-relative:text;mso-position-vertical:absolute;mso-position-vertical-relative:text;mso-width-percent:0;mso-height-percent:0;mso-width-relative:page;mso-height-relative:page;v-text-anchor:middle" o:gfxdata="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" strokeweight=".26mm">
                 <v:stroke endcap="square"/>
@@ -1848,7 +1848,7 @@
               </wp:anchor>
             </w:drawing>
           </mc:Choice>
-          <mc:Fallback xmlns:cx1="http://schemas.microsoft.com/office/drawing/2015/9/8/chartex">
+          <mc:Fallback>
             <w:pict>
               <v:group w14:anchorId="436920A7" id="Group 1" o:spid="_x0000_s1026" style="position:absolute;left:0;text-align:left;margin-left:68.7pt;margin-top:47.7pt;width:128.25pt;height:26.25pt;z-index:251676672;mso-width-relative:margin;mso-height-relative:margin" coordsize="14332,1771" o:gfxdata="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">
                 <v:shapetype id="_x0000_t202" coordsize="21600,21600" o:spt="202" path="m,l,21600r21600,l21600,xe">
@@ -2048,7 +2048,17 @@
           <w:sz w:val="28"/>
           <w:szCs w:val="28"/>
         </w:rPr>
-        <w:t>Căn B5H–B6H, khu nhà ở Hoàng Mai, đường DT 747A, Tổ 5, khu phố Uyên Hưng 7</w:t>
+        <w:t>Số</w:t>
+      </w:r>
+      <w:bookmarkStart w:id="6" w:name="_GoBack"/>
+      <w:bookmarkEnd w:id="6"/>
+      <w:r>
+        <w:rPr>
+          <w:rFonts w:ascii="Times New Roman" w:eastAsia="Calibri" w:hAnsi="Times New Roman" w:cs="Times New Roman"/>
+          <w:sz w:val="28"/>
+          <w:szCs w:val="28"/>
+        </w:rPr>
+        <w:t xml:space="preserve"> B5H–B6H, khu nhà ở Hoàng Mai, đường DT 747A, Tổ 5, khu phố Uyên Hưng 7</w:t>
       </w:r>
     </w:p>
     <w:p>
@@ -2518,31 +2528,18 @@
           <w:szCs w:val="28"/>
           <w:lang w:val="fr-FR"/>
         </w:rPr>
-        <w:t>Doanh nghiệp phải đánh dấu X vào ô vuông tương ứng với khu công nghệ cao nếu nộp hồ sơ tới Ban quản lý khu công nghệ cao</w:t>
-      </w:r>
-      <w:proofErr w:type="gramStart"/>
-      <w:r>
-        <w:rPr>
-          <w:rFonts w:ascii="Times New Roman" w:eastAsia="Times New Roman" w:hAnsi="Times New Roman" w:cs="Times New Roman"/>
-          <w:i/>
+        <w:t>Doanh nghiệp phải đánh dấu X vào ô vuông tương ứng với khu công nghệ cao nếu nộp hồ sơ tới Ban quản lý khu công nghệ cao)</w:t>
+      </w:r>
+      <w:r>
+        <w:rPr>
+          <w:rFonts w:ascii="Times New Roman" w:eastAsia="Times New Roman" w:hAnsi="Times New Roman" w:cs="Times New Roman"/>
           <w:spacing w:val="-4"/>
           <w:sz w:val="28"/>
           <w:szCs w:val="28"/>
           <w:lang w:val="fr-FR"/>
         </w:rPr>
-        <w:t>)</w:t>
-      </w:r>
-      <w:r>
-        <w:rPr>
-          <w:rFonts w:ascii="Times New Roman" w:eastAsia="Times New Roman" w:hAnsi="Times New Roman" w:cs="Times New Roman"/>
-          <w:spacing w:val="-4"/>
-          <w:sz w:val="28"/>
-          <w:szCs w:val="28"/>
-          <w:lang w:val="fr-FR"/>
-        </w:rPr>
         <w:t>:</w:t>
       </w:r>
-      <w:proofErr w:type="gramEnd"/>
     </w:p>
     <w:tbl>
       <w:tblPr>
@@ -3207,29 +3204,7 @@
           <w:szCs w:val="28"/>
           <w:lang w:val="fr-FR"/>
         </w:rPr>
-        <w:t xml:space="preserve">1. Đăng ký thay đổi vốn điều lệ của công </w:t>
-      </w:r>
-      <w:proofErr w:type="gramStart"/>
-      <w:r>
-        <w:rPr>
-          <w:rFonts w:ascii="Times New Roman" w:eastAsia="Times New Roman" w:hAnsi="Times New Roman" w:cs="Times New Roman"/>
-          <w:b/>
-          <w:sz w:val="28"/>
-          <w:szCs w:val="28"/>
-          <w:lang w:val="fr-FR"/>
-        </w:rPr>
-        <w:t>ty:</w:t>
-      </w:r>
-      <w:proofErr w:type="gramEnd"/>
-      <w:r>
-        <w:rPr>
-          <w:rFonts w:ascii="Times New Roman" w:eastAsia="Times New Roman" w:hAnsi="Times New Roman" w:cs="Times New Roman"/>
-          <w:b/>
-          <w:sz w:val="28"/>
-          <w:szCs w:val="28"/>
-          <w:lang w:val="fr-FR"/>
-        </w:rPr>
-        <w:t xml:space="preserve"> </w:t>
+        <w:t xml:space="preserve">1. Đăng ký thay đổi vốn điều lệ của công ty: </w:t>
       </w:r>
     </w:p>
     <w:p>
@@ -3266,7 +3241,6 @@
         </w:rPr>
         <w:t>bằng số, bằng chữ, VNĐ</w:t>
       </w:r>
-      <w:proofErr w:type="gramStart"/>
       <w:r>
         <w:rPr>
           <w:rFonts w:ascii="Times New Roman" w:eastAsia="Times New Roman" w:hAnsi="Times New Roman" w:cs="Times New Roman"/>
@@ -3274,17 +3248,7 @@
           <w:szCs w:val="28"/>
           <w:lang w:val="fr-FR"/>
         </w:rPr>
-        <w:t>):</w:t>
-      </w:r>
-      <w:proofErr w:type="gramEnd"/>
-      <w:r>
-        <w:rPr>
-          <w:rFonts w:ascii="Times New Roman" w:eastAsia="Times New Roman" w:hAnsi="Times New Roman" w:cs="Times New Roman"/>
-          <w:sz w:val="28"/>
-          <w:szCs w:val="28"/>
-          <w:lang w:val="fr-FR"/>
-        </w:rPr>
-        <w:t xml:space="preserve"> </w:t>
+        <w:t xml:space="preserve">): </w:t>
       </w:r>
       <w:r>
         <w:rPr>
@@ -3348,7 +3312,6 @@
         </w:rPr>
         <w:t>bằng số, bằng chữ, VNĐ</w:t>
       </w:r>
-      <w:proofErr w:type="gramStart"/>
       <w:r>
         <w:rPr>
           <w:rFonts w:ascii="Times New Roman" w:eastAsia="Times New Roman" w:hAnsi="Times New Roman" w:cs="Times New Roman"/>
@@ -3356,17 +3319,7 @@
           <w:szCs w:val="28"/>
           <w:lang w:val="fr-FR"/>
         </w:rPr>
-        <w:t>):</w:t>
-      </w:r>
-      <w:proofErr w:type="gramEnd"/>
-      <w:r>
-        <w:rPr>
-          <w:rFonts w:ascii="Times New Roman" w:eastAsia="Times New Roman" w:hAnsi="Times New Roman" w:cs="Times New Roman"/>
-          <w:sz w:val="28"/>
-          <w:szCs w:val="28"/>
-          <w:lang w:val="fr-FR"/>
-        </w:rPr>
-        <w:t xml:space="preserve"> </w:t>
+        <w:t xml:space="preserve">): </w:t>
       </w:r>
       <w:r>
         <w:rPr>
@@ -3419,27 +3372,7 @@
           <w:szCs w:val="28"/>
           <w:lang w:val="fr-FR" w:eastAsia="zh-CN"/>
         </w:rPr>
-        <w:t>Giá trị tương đương theo đơn vị tiền nước ngoài (nếu có, ghi bằng số, loại ngoại tệ</w:t>
-      </w:r>
-      <w:proofErr w:type="gramStart"/>
-      <w:r>
-        <w:rPr>
-          <w:rFonts w:ascii="Times New Roman" w:eastAsia="Times New Roman" w:hAnsi="Times New Roman" w:cs="Times New Roman"/>
-          <w:sz w:val="28"/>
-          <w:szCs w:val="28"/>
-          <w:lang w:val="fr-FR" w:eastAsia="zh-CN"/>
-        </w:rPr>
-        <w:t>):</w:t>
-      </w:r>
-      <w:proofErr w:type="gramEnd"/>
-      <w:r>
-        <w:rPr>
-          <w:rFonts w:ascii="Times New Roman" w:eastAsia="Times New Roman" w:hAnsi="Times New Roman" w:cs="Times New Roman"/>
-          <w:sz w:val="28"/>
-          <w:szCs w:val="28"/>
-          <w:lang w:val="fr-FR" w:eastAsia="zh-CN"/>
-        </w:rPr>
-        <w:t xml:space="preserve"> </w:t>
+        <w:t xml:space="preserve">Giá trị tương đương theo đơn vị tiền nước ngoài (nếu có, ghi bằng số, loại ngoại tệ): </w:t>
       </w:r>
       <w:r>
         <w:rPr>
@@ -3670,27 +3603,7 @@
           <w:szCs w:val="28"/>
           <w:lang w:val="fr-FR"/>
         </w:rPr>
-        <w:t xml:space="preserve">Thời điểm thay đổi </w:t>
-      </w:r>
-      <w:proofErr w:type="gramStart"/>
-      <w:r>
-        <w:rPr>
-          <w:rFonts w:ascii="Times New Roman" w:eastAsia="Times New Roman" w:hAnsi="Times New Roman" w:cs="Times New Roman"/>
-          <w:sz w:val="28"/>
-          <w:szCs w:val="28"/>
-          <w:lang w:val="fr-FR"/>
-        </w:rPr>
-        <w:t>vốn:</w:t>
-      </w:r>
-      <w:proofErr w:type="gramEnd"/>
-      <w:r>
-        <w:rPr>
-          <w:rFonts w:ascii="Times New Roman" w:eastAsia="Times New Roman" w:hAnsi="Times New Roman" w:cs="Times New Roman"/>
-          <w:sz w:val="28"/>
-          <w:szCs w:val="28"/>
-          <w:lang w:val="fr-FR"/>
-        </w:rPr>
-        <w:t xml:space="preserve"> </w:t>
+        <w:t xml:space="preserve">Thời điểm thay đổi vốn: </w:t>
       </w:r>
       <w:r>
         <w:rPr>
@@ -3724,9 +3637,8 @@
           <w:szCs w:val="28"/>
           <w:lang w:val="fr-FR"/>
         </w:rPr>
-        <w:t xml:space="preserve">Hình thức tăng, giảm </w:t>
-      </w:r>
-      <w:proofErr w:type="gramStart"/>
+        <w:t xml:space="preserve">Hình thức tăng, giảm vốn: </w:t>
+      </w:r>
       <w:r>
         <w:rPr>
           <w:rFonts w:ascii="Times New Roman" w:eastAsia="Times New Roman" w:hAnsi="Times New Roman" w:cs="Times New Roman"/>
@@ -3734,9 +3646,8 @@
           <w:szCs w:val="28"/>
           <w:lang w:val="fr-FR"/>
         </w:rPr>
-        <w:t>vốn:</w:t>
-      </w:r>
-      <w:proofErr w:type="gramEnd"/>
+        <w:t>Tăng vốn do chủ sở hữu góp thêm</w:t>
+      </w:r>
       <w:r>
         <w:rPr>
           <w:rFonts w:ascii="Times New Roman" w:eastAsia="Times New Roman" w:hAnsi="Times New Roman" w:cs="Times New Roman"/>
@@ -3744,28 +3655,8 @@
           <w:szCs w:val="28"/>
           <w:lang w:val="fr-FR"/>
         </w:rPr>
-        <w:t xml:space="preserve"> </w:t>
-      </w:r>
-      <w:bookmarkStart w:id="6" w:name="_GoBack"/>
-      <w:r>
-        <w:rPr>
-          <w:rFonts w:ascii="Times New Roman" w:eastAsia="Times New Roman" w:hAnsi="Times New Roman" w:cs="Times New Roman"/>
-          <w:sz w:val="28"/>
-          <w:szCs w:val="28"/>
-          <w:lang w:val="fr-FR"/>
-        </w:rPr>
-        <w:t>Tăng vốn do chủ sở hữu góp thêm</w:t>
-      </w:r>
-      <w:r>
-        <w:rPr>
-          <w:rFonts w:ascii="Times New Roman" w:eastAsia="Times New Roman" w:hAnsi="Times New Roman" w:cs="Times New Roman"/>
-          <w:sz w:val="28"/>
-          <w:szCs w:val="28"/>
-          <w:lang w:val="fr-FR"/>
-        </w:rPr>
         <w:t xml:space="preserve"> vốn</w:t>
       </w:r>
-      <w:bookmarkEnd w:id="6"/>
     </w:p>
     <w:p>
       <w:pPr>
@@ -4495,27 +4386,7 @@
           <w:szCs w:val="28"/>
           <w:lang w:val="fr-FR" w:eastAsia="zh-CN"/>
         </w:rPr>
-        <w:t xml:space="preserve">Tài sản góp vốn sau khi thay đổi vốn điều </w:t>
-      </w:r>
-      <w:proofErr w:type="gramStart"/>
-      <w:r>
-        <w:rPr>
-          <w:rFonts w:ascii="Times New Roman" w:eastAsia="Times New Roman" w:hAnsi="Times New Roman" w:cs="Times New Roman"/>
-          <w:sz w:val="28"/>
-          <w:szCs w:val="28"/>
-          <w:lang w:val="fr-FR" w:eastAsia="zh-CN"/>
-        </w:rPr>
-        <w:t>lệ:</w:t>
-      </w:r>
-      <w:proofErr w:type="gramEnd"/>
-      <w:r>
-        <w:rPr>
-          <w:rFonts w:ascii="Times New Roman" w:eastAsia="Times New Roman" w:hAnsi="Times New Roman" w:cs="Times New Roman"/>
-          <w:sz w:val="28"/>
-          <w:szCs w:val="28"/>
-          <w:lang w:val="fr-FR" w:eastAsia="zh-CN"/>
-        </w:rPr>
-        <w:t xml:space="preserve"> </w:t>
+        <w:t xml:space="preserve">Tài sản góp vốn sau khi thay đổi vốn điều lệ: </w:t>
       </w:r>
     </w:p>
     <w:tbl>
@@ -5540,7 +5411,6 @@
                 <w:szCs w:val="28"/>
                 <w:lang w:eastAsia="zh-CN"/>
               </w:rPr>
-              <w:lastRenderedPageBreak/>
               <w:t>Tổng số</w:t>
             </w:r>
           </w:p>
@@ -6284,7 +6154,7 @@
               </wp:anchor>
             </w:drawing>
           </mc:Choice>
-          <mc:Fallback xmlns:cx1="http://schemas.microsoft.com/office/drawing/2015/9/8/chartex">
+          <mc:Fallback>
             <w:pict>
               <v:rect w14:anchorId="2B3BC33A" id="Rectangle 577" o:spid="_x0000_s1029" style="position:absolute;left:0;text-align:left;margin-left:7.2pt;margin-top:-.55pt;width:19.05pt;height:16.95pt;z-index:251662336;visibility:visible;mso-wrap-style:square;mso-width-percent:0;mso-height-percent:0;mso-wrap-distance-left:9pt;mso-wrap-distance-top:0;mso-wrap-distance-right:9pt;mso-wrap-distance-bottom:0;mso-position-horizontal:absolute;mso-position-horizontal-relative:text;mso-position-vertical:absolute;mso-position-vertical-relative:text;mso-width-percent:0;mso-height-percent:0;mso-width-relative:page;mso-height-relative:page;v-text-anchor:top" o:gfxdata="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">
                 <v:textbox>
@@ -6856,7 +6726,7 @@
 </file>
 
 <file path=word/endnotes.xml><?xml version="1.0" encoding="utf-8"?>
-<w:endnotes xmlns:wpc="http://schemas.microsoft.com/office/word/2010/wordprocessingCanvas" xmlns:cx="http://schemas.microsoft.com/office/drawing/2014/chartex" xmlns:mc="http://schemas.openxmlformats.org/markup-compatibility/2006" xmlns:o="urn:schemas-microsoft-com:office:office" xmlns:r="http://schemas.openxmlformats.org/officeDocument/2006/relationships" xmlns:m="http://schemas.openxmlformats.org/officeDocument/2006/math" xmlns:v="urn:schemas-microsoft-com:vml" xmlns:wp14="http://schemas.microsoft.com/office/word/2010/wordprocessingDrawing" xmlns:wp="http://schemas.openxmlformats.org/drawingml/2006/wordprocessingDrawing" xmlns:w10="urn:schemas-microsoft-com:office:word" xmlns:w="http://schemas.openxmlformats.org/wordprocessingml/2006/main" xmlns:w14="http://schemas.microsoft.com/office/word/2010/wordml" xmlns:w15="http://schemas.microsoft.com/office/word/2012/wordml" xmlns:w16se="http://schemas.microsoft.com/office/word/2015/wordml/symex" xmlns:wpg="http://schemas.microsoft.com/office/word/2010/wordprocessingGroup" xmlns:wpi="http://schemas.microsoft.com/office/word/2010/wordprocessingInk" xmlns:wne="http://schemas.microsoft.com/office/word/2006/wordml" xmlns:wps="http://schemas.microsoft.com/office/word/2010/wordprocessingShape" mc:Ignorable="w14 w15 w16se wp14">
+<w:endnotes xmlns:wpc="http://schemas.microsoft.com/office/word/2010/wordprocessingCanvas" xmlns:cx="http://schemas.microsoft.com/office/drawing/2014/chartex" xmlns:cx1="http://schemas.microsoft.com/office/drawing/2015/9/8/chartex" xmlns:mc="http://schemas.openxmlformats.org/markup-compatibility/2006" xmlns:o="urn:schemas-microsoft-com:office:office" xmlns:r="http://schemas.openxmlformats.org/officeDocument/2006/relationships" xmlns:m="http://schemas.openxmlformats.org/officeDocument/2006/math" xmlns:v="urn:schemas-microsoft-com:vml" xmlns:wp14="http://schemas.microsoft.com/office/word/2010/wordprocessingDrawing" xmlns:wp="http://schemas.openxmlformats.org/drawingml/2006/wordprocessingDrawing" xmlns:w10="urn:schemas-microsoft-com:office:word" xmlns:w="http://schemas.openxmlformats.org/wordprocessingml/2006/main" xmlns:w14="http://schemas.microsoft.com/office/word/2010/wordml" xmlns:w15="http://schemas.microsoft.com/office/word/2012/wordml" xmlns:w16se="http://schemas.microsoft.com/office/word/2015/wordml/symex" xmlns:wpg="http://schemas.microsoft.com/office/word/2010/wordprocessingGroup" xmlns:wpi="http://schemas.microsoft.com/office/word/2010/wordprocessingInk" xmlns:wne="http://schemas.microsoft.com/office/word/2006/wordml" xmlns:wps="http://schemas.microsoft.com/office/word/2010/wordprocessingShape" mc:Ignorable="w14 w15 w16se wp14">
   <w:endnote w:type="separator" w:id="-1">
     <w:p>
       <w:pPr>
@@ -6881,7 +6751,7 @@
 </file>
 
 <file path=word/footnotes.xml><?xml version="1.0" encoding="utf-8"?>
-<w:footnotes xmlns:wpc="http://schemas.microsoft.com/office/word/2010/wordprocessingCanvas" xmlns:cx="http://schemas.microsoft.com/office/drawing/2014/chartex" xmlns:mc="http://schemas.openxmlformats.org/markup-compatibility/2006" xmlns:o="urn:schemas-microsoft-com:office:office" xmlns:r="http://schemas.openxmlformats.org/officeDocument/2006/relationships" xmlns:m="http://schemas.openxmlformats.org/officeDocument/2006/math" xmlns:v="urn:schemas-microsoft-com:vml" xmlns:wp14="http://schemas.microsoft.com/office/word/2010/wordprocessingDrawing" xmlns:wp="http://schemas.openxmlformats.org/drawingml/2006/wordprocessingDrawing" xmlns:w10="urn:schemas-microsoft-com:office:word" xmlns:w="http://schemas.openxmlformats.org/wordprocessingml/2006/main" xmlns:w14="http://schemas.microsoft.com/office/word/2010/wordml" xmlns:w15="http://schemas.microsoft.com/office/word/2012/wordml" xmlns:w16se="http://schemas.microsoft.com/office/word/2015/wordml/symex" xmlns:wpg="http://schemas.microsoft.com/office/word/2010/wordprocessingGroup" xmlns:wpi="http://schemas.microsoft.com/office/word/2010/wordprocessingInk" xmlns:wne="http://schemas.microsoft.com/office/word/2006/wordml" xmlns:wps="http://schemas.microsoft.com/office/word/2010/wordprocessingShape" mc:Ignorable="w14 w15 w16se wp14">
+<w:footnotes xmlns:wpc="http://schemas.microsoft.com/office/word/2010/wordprocessingCanvas" xmlns:cx="http://schemas.microsoft.com/office/drawing/2014/chartex" xmlns:cx1="http://schemas.microsoft.com/office/drawing/2015/9/8/chartex" xmlns:mc="http://schemas.openxmlformats.org/markup-compatibility/2006" xmlns:o="urn:schemas-microsoft-com:office:office" xmlns:r="http://schemas.openxmlformats.org/officeDocument/2006/relationships" xmlns:m="http://schemas.openxmlformats.org/officeDocument/2006/math" xmlns:v="urn:schemas-microsoft-com:vml" xmlns:wp14="http://schemas.microsoft.com/office/word/2010/wordprocessingDrawing" xmlns:wp="http://schemas.openxmlformats.org/drawingml/2006/wordprocessingDrawing" xmlns:w10="urn:schemas-microsoft-com:office:word" xmlns:w="http://schemas.openxmlformats.org/wordprocessingml/2006/main" xmlns:w14="http://schemas.microsoft.com/office/word/2010/wordml" xmlns:w15="http://schemas.microsoft.com/office/word/2012/wordml" xmlns:w16se="http://schemas.microsoft.com/office/word/2015/wordml/symex" xmlns:wpg="http://schemas.microsoft.com/office/word/2010/wordprocessingGroup" xmlns:wpi="http://schemas.microsoft.com/office/word/2010/wordprocessingInk" xmlns:wne="http://schemas.microsoft.com/office/word/2006/wordml" xmlns:wps="http://schemas.microsoft.com/office/word/2010/wordprocessingShape" mc:Ignorable="w14 w15 w16se wp14">
   <w:footnote w:type="separator" w:id="-1">
     <w:p>
       <w:pPr>
@@ -7029,7 +6899,7 @@
 </file>
 
 <file path=word/header1.xml><?xml version="1.0" encoding="utf-8"?>
-<w:hdr xmlns:wpc="http://schemas.microsoft.com/office/word/2010/wordprocessingCanvas" xmlns:cx="http://schemas.microsoft.com/office/drawing/2014/chartex" xmlns:mc="http://schemas.openxmlformats.org/markup-compatibility/2006" xmlns:o="urn:schemas-microsoft-com:office:office" xmlns:r="http://schemas.openxmlformats.org/officeDocument/2006/relationships" xmlns:m="http://schemas.openxmlformats.org/officeDocument/2006/math" xmlns:v="urn:schemas-microsoft-com:vml" xmlns:wp14="http://schemas.microsoft.com/office/word/2010/wordprocessingDrawing" xmlns:wp="http://schemas.openxmlformats.org/drawingml/2006/wordprocessingDrawing" xmlns:w10="urn:schemas-microsoft-com:office:word" xmlns:w="http://schemas.openxmlformats.org/wordprocessingml/2006/main" xmlns:w14="http://schemas.microsoft.com/office/word/2010/wordml" xmlns:w15="http://schemas.microsoft.com/office/word/2012/wordml" xmlns:w16se="http://schemas.microsoft.com/office/word/2015/wordml/symex" xmlns:wpg="http://schemas.microsoft.com/office/word/2010/wordprocessingGroup" xmlns:wpi="http://schemas.microsoft.com/office/word/2010/wordprocessingInk" xmlns:wne="http://schemas.microsoft.com/office/word/2006/wordml" xmlns:wps="http://schemas.microsoft.com/office/word/2010/wordprocessingShape" mc:Ignorable="w14 w15 w16se wp14">
+<w:hdr xmlns:wpc="http://schemas.microsoft.com/office/word/2010/wordprocessingCanvas" xmlns:cx="http://schemas.microsoft.com/office/drawing/2014/chartex" xmlns:cx1="http://schemas.microsoft.com/office/drawing/2015/9/8/chartex" xmlns:mc="http://schemas.openxmlformats.org/markup-compatibility/2006" xmlns:o="urn:schemas-microsoft-com:office:office" xmlns:r="http://schemas.openxmlformats.org/officeDocument/2006/relationships" xmlns:m="http://schemas.openxmlformats.org/officeDocument/2006/math" xmlns:v="urn:schemas-microsoft-com:vml" xmlns:wp14="http://schemas.microsoft.com/office/word/2010/wordprocessingDrawing" xmlns:wp="http://schemas.openxmlformats.org/drawingml/2006/wordprocessingDrawing" xmlns:w10="urn:schemas-microsoft-com:office:word" xmlns:w="http://schemas.openxmlformats.org/wordprocessingml/2006/main" xmlns:w14="http://schemas.microsoft.com/office/word/2010/wordml" xmlns:w15="http://schemas.microsoft.com/office/word/2012/wordml" xmlns:w16se="http://schemas.microsoft.com/office/word/2015/wordml/symex" xmlns:wpg="http://schemas.microsoft.com/office/word/2010/wordprocessingGroup" xmlns:wpi="http://schemas.microsoft.com/office/word/2010/wordprocessingInk" xmlns:wne="http://schemas.microsoft.com/office/word/2006/wordml" xmlns:wps="http://schemas.microsoft.com/office/word/2010/wordprocessingShape" mc:Ignorable="w14 w15 w16se wp14">
   <w:p>
     <w:pPr>
       <w:pStyle w:val="Header"/>
@@ -7040,7 +6910,7 @@
 </file>
 
 <file path=word/numbering.xml><?xml version="1.0" encoding="utf-8"?>
-<w:numbering xmlns:wpc="http://schemas.microsoft.com/office/word/2010/wordprocessingCanvas" xmlns:cx="http://schemas.microsoft.com/office/drawing/2014/chartex" xmlns:mc="http://schemas.openxmlformats.org/markup-compatibility/2006" xmlns:o="urn:schemas-microsoft-com:office:office" xmlns:r="http://schemas.openxmlformats.org/officeDocument/2006/relationships" xmlns:m="http://schemas.openxmlformats.org/officeDocument/2006/math" xmlns:v="urn:schemas-microsoft-com:vml" xmlns:wp14="http://schemas.microsoft.com/office/word/2010/wordprocessingDrawing" xmlns:wp="http://schemas.openxmlformats.org/drawingml/2006/wordprocessingDrawing" xmlns:w10="urn:schemas-microsoft-com:office:word" xmlns:w="http://schemas.openxmlformats.org/wordprocessingml/2006/main" xmlns:w14="http://schemas.microsoft.com/office/word/2010/wordml" xmlns:w15="http://schemas.microsoft.com/office/word/2012/wordml" xmlns:w16se="http://schemas.microsoft.com/office/word/2015/wordml/symex" xmlns:wpg="http://schemas.microsoft.com/office/word/2010/wordprocessingGroup" xmlns:wpi="http://schemas.microsoft.com/office/word/2010/wordprocessingInk" xmlns:wne="http://schemas.microsoft.com/office/word/2006/wordml" xmlns:wps="http://schemas.microsoft.com/office/word/2010/wordprocessingShape" mc:Ignorable="w14 w15 w16se wp14">
+<w:numbering xmlns:wpc="http://schemas.microsoft.com/office/word/2010/wordprocessingCanvas" xmlns:cx="http://schemas.microsoft.com/office/drawing/2014/chartex" xmlns:cx1="http://schemas.microsoft.com/office/drawing/2015/9/8/chartex" xmlns:mc="http://schemas.openxmlformats.org/markup-compatibility/2006" xmlns:o="urn:schemas-microsoft-com:office:office" xmlns:r="http://schemas.openxmlformats.org/officeDocument/2006/relationships" xmlns:m="http://schemas.openxmlformats.org/officeDocument/2006/math" xmlns:v="urn:schemas-microsoft-com:vml" xmlns:wp14="http://schemas.microsoft.com/office/word/2010/wordprocessingDrawing" xmlns:wp="http://schemas.openxmlformats.org/drawingml/2006/wordprocessingDrawing" xmlns:w10="urn:schemas-microsoft-com:office:word" xmlns:w="http://schemas.openxmlformats.org/wordprocessingml/2006/main" xmlns:w14="http://schemas.microsoft.com/office/word/2010/wordml" xmlns:w15="http://schemas.microsoft.com/office/word/2012/wordml" xmlns:w16se="http://schemas.microsoft.com/office/word/2015/wordml/symex" xmlns:wpg="http://schemas.microsoft.com/office/word/2010/wordprocessingGroup" xmlns:wpi="http://schemas.microsoft.com/office/word/2010/wordprocessingInk" xmlns:wne="http://schemas.microsoft.com/office/word/2006/wordml" xmlns:wps="http://schemas.microsoft.com/office/word/2010/wordprocessingShape" mc:Ignorable="w14 w15 w16se wp14">
   <w:abstractNum w:abstractNumId="0" w15:restartNumberingAfterBreak="0">
     <w:nsid w:val="0616378E"/>
     <w:multiLevelType w:val="hybridMultilevel"/>

--- a/CÔNG TY TNHH ĂN UỐNG THƯƠNG MẠI HỒNG THUẬN/HongThuan_ThayDoiDiaChi_TangVon/HongThuan_DeNghiThayDoi.docx
+++ b/CÔNG TY TNHH ĂN UỐNG THƯƠNG MẠI HỒNG THUẬN/HongThuan_ThayDoiDiaChi_TangVon/HongThuan_DeNghiThayDoi.docx
@@ -279,8 +279,10 @@
                 <w:sz w:val="26"/>
                 <w:szCs w:val="26"/>
               </w:rPr>
-              <w:t>2</w:t>
+              <w:t>6</w:t>
             </w:r>
+            <w:bookmarkStart w:id="1" w:name="_GoBack"/>
+            <w:bookmarkEnd w:id="1"/>
             <w:r>
               <w:rPr>
                 <w:rFonts w:ascii="Times New Roman" w:eastAsia="Times New Roman" w:hAnsi="Times New Roman" w:cs="Times New Roman"/>
@@ -440,7 +442,7 @@
         <w:br/>
         <w:t xml:space="preserve">Đăng ký </w:t>
       </w:r>
-      <w:bookmarkStart w:id="1" w:name="_Hlk174028475"/>
+      <w:bookmarkStart w:id="2" w:name="_Hlk174028475"/>
       <w:r>
         <w:rPr>
           <w:rFonts w:ascii="Times New Roman" w:eastAsia="Calibri" w:hAnsi="Times New Roman" w:cs="Times New Roman"/>
@@ -450,7 +452,7 @@
         </w:rPr>
         <w:t>thay đổi nội dung Giấy chứng nhận đăng ký doanh nghiệp</w:t>
       </w:r>
-      <w:bookmarkEnd w:id="1"/>
+      <w:bookmarkEnd w:id="2"/>
       <w:r>
         <w:rPr>
           <w:rFonts w:ascii="Times New Roman" w:eastAsia="Calibri" w:hAnsi="Times New Roman" w:cs="Times New Roman"/>
@@ -1166,7 +1168,7 @@
           <w:szCs w:val="28"/>
         </w:rPr>
       </w:pPr>
-      <w:bookmarkStart w:id="2" w:name="_Hlk177941427"/>
+      <w:bookmarkStart w:id="3" w:name="_Hlk177941427"/>
       <w:r>
         <w:rPr>
           <w:rFonts w:ascii="Times New Roman" w:eastAsia="Calibri" w:hAnsi="Times New Roman" w:cs="Times New Roman"/>
@@ -1184,9 +1186,9 @@
         </w:rPr>
         <w:t>Doanh nghiệp chọn và kê khai vào trang tương ứng với nội dung đăng ký/</w:t>
       </w:r>
-      <w:bookmarkStart w:id="3" w:name="_Hlk177941461"/>
+      <w:bookmarkStart w:id="4" w:name="_Hlk177941461"/>
     </w:p>
-    <w:bookmarkEnd w:id="3"/>
+    <w:bookmarkEnd w:id="4"/>
     <w:p>
       <w:pPr>
         <w:tabs>
@@ -1218,7 +1220,7 @@
         </w:rPr>
         <w:t>)</w:t>
       </w:r>
-      <w:bookmarkEnd w:id="2"/>
+      <w:bookmarkEnd w:id="3"/>
     </w:p>
     <w:p>
       <w:pPr>
@@ -1885,7 +1887,7 @@
         </w:rPr>
         <w:t xml:space="preserve">- Doanh </w:t>
       </w:r>
-      <w:bookmarkStart w:id="4" w:name="_Hlk177941472"/>
+      <w:bookmarkStart w:id="5" w:name="_Hlk177941472"/>
       <w:r>
         <w:rPr>
           <w:rFonts w:ascii="Times New Roman" w:eastAsia="Calibri" w:hAnsi="Times New Roman" w:cs="Times New Roman"/>
@@ -1917,7 +1919,7 @@
         <w:t xml:space="preserve">              Không</w:t>
       </w:r>
     </w:p>
-    <w:bookmarkEnd w:id="4"/>
+    <w:bookmarkEnd w:id="5"/>
     <w:p>
       <w:pPr>
         <w:spacing w:before="120" w:after="120" w:line="240" w:lineRule="auto"/>
@@ -2004,7 +2006,7 @@
           <w:szCs w:val="28"/>
         </w:rPr>
       </w:pPr>
-      <w:bookmarkStart w:id="5" w:name="_Hlk178553824"/>
+      <w:bookmarkStart w:id="6" w:name="_Hlk178553824"/>
       <w:r>
         <w:rPr>
           <w:rFonts w:ascii="Times New Roman" w:eastAsia="Calibri" w:hAnsi="Times New Roman" w:cs="Times New Roman"/>
@@ -2050,8 +2052,6 @@
         </w:rPr>
         <w:t>Số</w:t>
       </w:r>
-      <w:bookmarkStart w:id="6" w:name="_GoBack"/>
-      <w:bookmarkEnd w:id="6"/>
       <w:r>
         <w:rPr>
           <w:rFonts w:ascii="Times New Roman" w:eastAsia="Calibri" w:hAnsi="Times New Roman" w:cs="Times New Roman"/>
@@ -2447,7 +2447,7 @@
         </w:rPr>
         <w:tab/>
       </w:r>
-      <w:bookmarkEnd w:id="5"/>
+      <w:bookmarkEnd w:id="6"/>
     </w:p>
     <w:p>
       <w:pPr>
@@ -3152,2536 +3152,6 @@
         <w:ind w:left="993" w:right="850"/>
         <w:jc w:val="center"/>
         <w:rPr>
-          <w:rFonts w:ascii="Times New Roman" w:eastAsia="Times New Roman" w:hAnsi="Times New Roman" w:cs="Times New Roman"/>
-          <w:sz w:val="28"/>
-          <w:szCs w:val="28"/>
-          <w:lang w:val="fr-FR"/>
-        </w:rPr>
-      </w:pPr>
-      <w:r>
-        <w:rPr>
-          <w:rFonts w:ascii="Times New Roman" w:eastAsia="Times New Roman" w:hAnsi="Times New Roman" w:cs="Times New Roman"/>
-          <w:bCs/>
-          <w:spacing w:val="-4"/>
-          <w:sz w:val="28"/>
-          <w:szCs w:val="28"/>
-          <w:lang w:val="fr-FR"/>
-        </w:rPr>
-        <w:br w:type="page"/>
-      </w:r>
-      <w:r>
-        <w:rPr>
-          <w:rFonts w:ascii="Times New Roman" w:eastAsia="Times New Roman" w:hAnsi="Times New Roman" w:cs="Times New Roman"/>
-          <w:sz w:val="28"/>
-          <w:szCs w:val="28"/>
-          <w:lang w:val="fr-FR"/>
-        </w:rPr>
-        <w:lastRenderedPageBreak/>
-        <w:t>ĐĂNG KÝ THAY ĐỔI VỐN ĐIỀU LỆ, PHẦN VỐN GÓP, TỶ LỆ PHẦN VỐN GÓP</w:t>
-      </w:r>
-    </w:p>
-    <w:p>
-      <w:pPr>
-        <w:tabs>
-          <w:tab w:val="left" w:leader="dot" w:pos="9360"/>
-        </w:tabs>
-        <w:spacing w:before="240" w:after="120" w:line="240" w:lineRule="auto"/>
-        <w:ind w:firstLine="720"/>
-        <w:jc w:val="both"/>
-        <w:rPr>
-          <w:rFonts w:ascii="Times New Roman" w:eastAsia="Times New Roman" w:hAnsi="Times New Roman" w:cs="Times New Roman"/>
-          <w:b/>
-          <w:sz w:val="28"/>
-          <w:szCs w:val="28"/>
-          <w:lang w:val="fr-FR"/>
-        </w:rPr>
-      </w:pPr>
-      <w:r>
-        <w:rPr>
-          <w:rFonts w:ascii="Times New Roman" w:eastAsia="Times New Roman" w:hAnsi="Times New Roman" w:cs="Times New Roman"/>
-          <w:b/>
-          <w:sz w:val="28"/>
-          <w:szCs w:val="28"/>
-          <w:lang w:val="fr-FR"/>
-        </w:rPr>
-        <w:t xml:space="preserve">1. Đăng ký thay đổi vốn điều lệ của công ty: </w:t>
-      </w:r>
-    </w:p>
-    <w:p>
-      <w:pPr>
-        <w:tabs>
-          <w:tab w:val="left" w:leader="dot" w:pos="9072"/>
-        </w:tabs>
-        <w:spacing w:before="120" w:after="120" w:line="240" w:lineRule="auto"/>
-        <w:ind w:firstLine="720"/>
-        <w:jc w:val="both"/>
-        <w:rPr>
-          <w:rFonts w:ascii="Times New Roman" w:eastAsia="Times New Roman" w:hAnsi="Times New Roman" w:cs="Times New Roman"/>
-          <w:sz w:val="28"/>
-          <w:szCs w:val="28"/>
-          <w:lang w:val="fr-FR"/>
-        </w:rPr>
-      </w:pPr>
-      <w:r>
-        <w:rPr>
-          <w:rFonts w:ascii="Times New Roman" w:eastAsia="Times New Roman" w:hAnsi="Times New Roman" w:cs="Times New Roman"/>
-          <w:sz w:val="28"/>
-          <w:szCs w:val="28"/>
-          <w:lang w:val="fr-FR"/>
-        </w:rPr>
-        <w:t>Vốn điều lệ đã đăng ký (</w:t>
-      </w:r>
-      <w:r>
-        <w:rPr>
-          <w:rFonts w:ascii="Times New Roman" w:eastAsia="Times New Roman" w:hAnsi="Times New Roman" w:cs="Times New Roman"/>
-          <w:i/>
-          <w:sz w:val="28"/>
-          <w:szCs w:val="28"/>
-          <w:lang w:val="fr-FR"/>
-        </w:rPr>
-        <w:t>bằng số, bằng chữ, VNĐ</w:t>
-      </w:r>
-      <w:r>
-        <w:rPr>
-          <w:rFonts w:ascii="Times New Roman" w:eastAsia="Times New Roman" w:hAnsi="Times New Roman" w:cs="Times New Roman"/>
-          <w:sz w:val="28"/>
-          <w:szCs w:val="28"/>
-          <w:lang w:val="fr-FR"/>
-        </w:rPr>
-        <w:t xml:space="preserve">): </w:t>
-      </w:r>
-      <w:r>
-        <w:rPr>
-          <w:rFonts w:ascii="Times New Roman" w:eastAsia="Times New Roman" w:hAnsi="Times New Roman" w:cs="Times New Roman"/>
-          <w:sz w:val="28"/>
-          <w:szCs w:val="28"/>
-          <w:lang w:val="fr-FR"/>
-        </w:rPr>
-        <w:t xml:space="preserve">1.500.000.000 </w:t>
-      </w:r>
-      <w:r>
-        <w:rPr>
-          <w:rFonts w:ascii="Times New Roman" w:eastAsia="Times New Roman" w:hAnsi="Times New Roman" w:cs="Times New Roman"/>
-          <w:sz w:val="28"/>
-          <w:szCs w:val="28"/>
-          <w:lang w:val="fr-FR"/>
-        </w:rPr>
-        <w:t>VNĐ</w:t>
-      </w:r>
-      <w:r>
-        <w:rPr>
-          <w:rFonts w:ascii="Times New Roman" w:eastAsia="Times New Roman" w:hAnsi="Times New Roman" w:cs="Times New Roman"/>
-          <w:sz w:val="28"/>
-          <w:szCs w:val="28"/>
-          <w:lang w:val="fr-FR"/>
-        </w:rPr>
-        <w:t>(Một tỷ năm trăm triệu đồng)</w:t>
-      </w:r>
-    </w:p>
-    <w:p>
-      <w:pPr>
-        <w:tabs>
-          <w:tab w:val="left" w:leader="dot" w:pos="9072"/>
-        </w:tabs>
-        <w:spacing w:before="120" w:after="120" w:line="240" w:lineRule="auto"/>
-        <w:ind w:firstLine="720"/>
-        <w:jc w:val="both"/>
-        <w:rPr>
-          <w:rFonts w:ascii="Times New Roman" w:eastAsia="Times New Roman" w:hAnsi="Times New Roman" w:cs="Times New Roman"/>
-          <w:sz w:val="28"/>
-          <w:szCs w:val="28"/>
-          <w:lang w:val="fr-FR"/>
-        </w:rPr>
-      </w:pPr>
-      <w:r>
-        <w:rPr>
-          <w:rFonts w:ascii="Times New Roman" w:eastAsia="Times New Roman" w:hAnsi="Times New Roman" w:cs="Times New Roman"/>
-          <w:sz w:val="28"/>
-          <w:szCs w:val="28"/>
-          <w:lang w:val="fr-FR"/>
-        </w:rPr>
-        <w:t>Vốn điều lệ sau khi thay đổi (</w:t>
-      </w:r>
-      <w:r>
-        <w:rPr>
-          <w:rFonts w:ascii="Times New Roman" w:eastAsia="Times New Roman" w:hAnsi="Times New Roman" w:cs="Times New Roman"/>
-          <w:i/>
-          <w:sz w:val="28"/>
-          <w:szCs w:val="28"/>
-          <w:lang w:val="fr-FR"/>
-        </w:rPr>
-        <w:t>bằng số, bằng chữ, VNĐ</w:t>
-      </w:r>
-      <w:r>
-        <w:rPr>
-          <w:rFonts w:ascii="Times New Roman" w:eastAsia="Times New Roman" w:hAnsi="Times New Roman" w:cs="Times New Roman"/>
-          <w:sz w:val="28"/>
-          <w:szCs w:val="28"/>
-          <w:lang w:val="fr-FR"/>
-        </w:rPr>
-        <w:t xml:space="preserve">): </w:t>
-      </w:r>
-      <w:r>
-        <w:rPr>
-          <w:rFonts w:ascii="Times New Roman" w:eastAsia="Times New Roman" w:hAnsi="Times New Roman" w:cs="Times New Roman"/>
-          <w:sz w:val="28"/>
-          <w:szCs w:val="28"/>
-          <w:lang w:val="fr-FR"/>
-        </w:rPr>
-        <w:t xml:space="preserve">3.200.000.000 </w:t>
-      </w:r>
-      <w:r>
-        <w:rPr>
-          <w:rFonts w:ascii="Times New Roman" w:eastAsia="Times New Roman" w:hAnsi="Times New Roman" w:cs="Times New Roman"/>
-          <w:sz w:val="28"/>
-          <w:szCs w:val="28"/>
-          <w:lang w:val="fr-FR"/>
-        </w:rPr>
-        <w:t>VNĐ</w:t>
-      </w:r>
-      <w:r>
-        <w:rPr>
-          <w:rFonts w:ascii="Times New Roman" w:eastAsia="Times New Roman" w:hAnsi="Times New Roman" w:cs="Times New Roman"/>
-          <w:sz w:val="28"/>
-          <w:szCs w:val="28"/>
-          <w:lang w:val="fr-FR"/>
-        </w:rPr>
-        <w:t>(Ba tỷ hai trăm triệu đồng)</w:t>
-      </w:r>
-    </w:p>
-    <w:p>
-      <w:pPr>
-        <w:tabs>
-          <w:tab w:val="left" w:leader="dot" w:pos="9072"/>
-        </w:tabs>
-        <w:suppressAutoHyphens/>
-        <w:spacing w:before="120" w:after="120" w:line="240" w:lineRule="auto"/>
-        <w:ind w:firstLine="709"/>
-        <w:jc w:val="both"/>
-        <w:rPr>
-          <w:rFonts w:ascii="Times New Roman" w:eastAsia="Times New Roman" w:hAnsi="Times New Roman" w:cs="Times New Roman"/>
-          <w:sz w:val="28"/>
-          <w:szCs w:val="28"/>
-          <w:lang w:val="fr-FR" w:eastAsia="zh-CN"/>
-        </w:rPr>
-      </w:pPr>
-      <w:r>
-        <w:rPr>
-          <w:rFonts w:ascii="Times New Roman" w:eastAsia="Times New Roman" w:hAnsi="Times New Roman" w:cs="Times New Roman"/>
-          <w:sz w:val="28"/>
-          <w:szCs w:val="28"/>
-          <w:lang w:val="fr-FR" w:eastAsia="zh-CN"/>
-        </w:rPr>
-        <w:t xml:space="preserve">Giá trị tương đương theo đơn vị tiền nước ngoài (nếu có, ghi bằng số, loại ngoại tệ): </w:t>
-      </w:r>
-      <w:r>
-        <w:rPr>
-          <w:rFonts w:ascii="Times New Roman" w:eastAsia="Times New Roman" w:hAnsi="Times New Roman" w:cs="Times New Roman"/>
-          <w:sz w:val="28"/>
-          <w:szCs w:val="28"/>
-          <w:lang w:val="fr-FR" w:eastAsia="zh-CN"/>
-        </w:rPr>
-        <w:tab/>
-      </w:r>
-    </w:p>
-    <w:p>
-      <w:pPr>
-        <w:tabs>
-          <w:tab w:val="left" w:leader="dot" w:pos="9072"/>
-        </w:tabs>
-        <w:suppressAutoHyphens/>
-        <w:spacing w:before="120" w:after="120" w:line="240" w:lineRule="auto"/>
-        <w:ind w:firstLine="709"/>
-        <w:jc w:val="both"/>
-        <w:rPr>
-          <w:rFonts w:ascii="Times New Roman" w:eastAsia="Times New Roman" w:hAnsi="Times New Roman" w:cs="Times New Roman"/>
-          <w:sz w:val="28"/>
-          <w:szCs w:val="28"/>
-          <w:lang w:val="fr-FR" w:eastAsia="zh-CN"/>
-        </w:rPr>
-      </w:pPr>
-      <w:r>
-        <w:rPr>
-          <w:rFonts w:ascii="Times New Roman" w:eastAsia="Calibri" w:hAnsi="Times New Roman" w:cs="Times New Roman"/>
-          <w:noProof/>
-          <w:sz w:val="20"/>
-          <w:szCs w:val="20"/>
-        </w:rPr>
-        <mc:AlternateContent>
-          <mc:Choice Requires="wps">
-            <w:drawing>
-              <wp:anchor distT="0" distB="0" distL="114300" distR="114300" simplePos="0" relativeHeight="251693056" behindDoc="0" locked="0" layoutInCell="1" allowOverlap="1" wp14:anchorId="0AB9ED6B" wp14:editId="19D5D427">
-                <wp:simplePos x="0" y="0"/>
-                <wp:positionH relativeFrom="column">
-                  <wp:posOffset>5442585</wp:posOffset>
-                </wp:positionH>
-                <wp:positionV relativeFrom="paragraph">
-                  <wp:posOffset>202565</wp:posOffset>
-                </wp:positionV>
-                <wp:extent cx="194310" cy="243840"/>
-                <wp:effectExtent l="0" t="0" r="15240" b="22860"/>
-                <wp:wrapNone/>
-                <wp:docPr id="813" name="Rectangle 558"/>
-                <wp:cNvGraphicFramePr>
-                  <a:graphicFrameLocks xmlns:a="http://schemas.openxmlformats.org/drawingml/2006/main"/>
-                </wp:cNvGraphicFramePr>
-                <a:graphic xmlns:a="http://schemas.openxmlformats.org/drawingml/2006/main">
-                  <a:graphicData uri="http://schemas.microsoft.com/office/word/2010/wordprocessingShape">
-                    <wps:wsp>
-                      <wps:cNvSpPr>
-                        <a:spLocks noChangeArrowheads="1"/>
-                      </wps:cNvSpPr>
-                      <wps:spPr bwMode="auto">
-                        <a:xfrm>
-                          <a:off x="0" y="0"/>
-                          <a:ext cx="194310" cy="243840"/>
-                        </a:xfrm>
-                        <a:prstGeom prst="rect">
-                          <a:avLst/>
-                        </a:prstGeom>
-                        <a:solidFill>
-                          <a:srgbClr val="FFFFFF"/>
-                        </a:solidFill>
-                        <a:ln w="9525">
-                          <a:solidFill>
-                            <a:srgbClr val="000000"/>
-                          </a:solidFill>
-                          <a:miter lim="800000"/>
-                          <a:headEnd/>
-                          <a:tailEnd/>
-                        </a:ln>
-                      </wps:spPr>
-                      <wps:txbx>
-                        <w:txbxContent>
-                          <w:p>
-                            <w:pPr>
-                              <w:jc w:val="center"/>
-                            </w:pPr>
-                            <w:r>
-                              <w:t>x</w:t>
-                            </w:r>
-                          </w:p>
-                        </w:txbxContent>
-                      </wps:txbx>
-                      <wps:bodyPr rot="0" vert="horz" wrap="square" lIns="91440" tIns="45720" rIns="91440" bIns="45720" anchor="t" anchorCtr="0" upright="1">
-                        <a:noAutofit/>
-                      </wps:bodyPr>
-                    </wps:wsp>
-                  </a:graphicData>
-                </a:graphic>
-                <wp14:sizeRelH relativeFrom="page">
-                  <wp14:pctWidth>0</wp14:pctWidth>
-                </wp14:sizeRelH>
-                <wp14:sizeRelV relativeFrom="page">
-                  <wp14:pctHeight>0</wp14:pctHeight>
-                </wp14:sizeRelV>
-              </wp:anchor>
-            </w:drawing>
-          </mc:Choice>
-          <mc:Fallback>
-            <w:pict>
-              <v:rect w14:anchorId="0AB9ED6B" id="Rectangle 558" o:spid="_x0000_s1034" style="position:absolute;left:0;text-align:left;margin-left:428.55pt;margin-top:15.95pt;width:15.3pt;height:19.2pt;z-index:251693056;visibility:visible;mso-wrap-style:square;mso-width-percent:0;mso-height-percent:0;mso-wrap-distance-left:9pt;mso-wrap-distance-top:0;mso-wrap-distance-right:9pt;mso-wrap-distance-bottom:0;mso-position-horizontal:absolute;mso-position-horizontal-relative:text;mso-position-vertical:absolute;mso-position-vertical-relative:text;mso-width-percent:0;mso-height-percent:0;mso-width-relative:page;mso-height-relative:page;v-text-anchor:top" o:gfxdata="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">
-                <v:textbox>
-                  <w:txbxContent>
-                    <w:p>
-                      <w:pPr>
-                        <w:jc w:val="center"/>
-                      </w:pPr>
-                      <w:r>
-                        <w:t>x</w:t>
-                      </w:r>
-                    </w:p>
-                  </w:txbxContent>
-                </v:textbox>
-              </v:rect>
-            </w:pict>
-          </mc:Fallback>
-        </mc:AlternateContent>
-      </w:r>
-      <w:r>
-        <w:rPr>
-          <w:rFonts w:ascii="Times New Roman" w:eastAsia="Calibri" w:hAnsi="Times New Roman" w:cs="Times New Roman"/>
-          <w:noProof/>
-          <w:sz w:val="20"/>
-          <w:szCs w:val="20"/>
-        </w:rPr>
-        <mc:AlternateContent>
-          <mc:Choice Requires="wps">
-            <w:drawing>
-              <wp:anchor distT="0" distB="0" distL="114300" distR="114300" simplePos="0" relativeHeight="251692032" behindDoc="0" locked="0" layoutInCell="1" allowOverlap="1" wp14:anchorId="4981291B" wp14:editId="7B12D06A">
-                <wp:simplePos x="0" y="0"/>
-                <wp:positionH relativeFrom="column">
-                  <wp:posOffset>4418330</wp:posOffset>
-                </wp:positionH>
-                <wp:positionV relativeFrom="paragraph">
-                  <wp:posOffset>200025</wp:posOffset>
-                </wp:positionV>
-                <wp:extent cx="247650" cy="200025"/>
-                <wp:effectExtent l="0" t="0" r="0" b="9525"/>
-                <wp:wrapNone/>
-                <wp:docPr id="814" name="Rectangle 557"/>
-                <wp:cNvGraphicFramePr>
-                  <a:graphicFrameLocks xmlns:a="http://schemas.openxmlformats.org/drawingml/2006/main"/>
-                </wp:cNvGraphicFramePr>
-                <a:graphic xmlns:a="http://schemas.openxmlformats.org/drawingml/2006/main">
-                  <a:graphicData uri="http://schemas.microsoft.com/office/word/2010/wordprocessingShape">
-                    <wps:wsp>
-                      <wps:cNvSpPr>
-                        <a:spLocks noChangeArrowheads="1"/>
-                      </wps:cNvSpPr>
-                      <wps:spPr bwMode="auto">
-                        <a:xfrm>
-                          <a:off x="0" y="0"/>
-                          <a:ext cx="247650" cy="200025"/>
-                        </a:xfrm>
-                        <a:prstGeom prst="rect">
-                          <a:avLst/>
-                        </a:prstGeom>
-                        <a:solidFill>
-                          <a:srgbClr val="FFFFFF"/>
-                        </a:solidFill>
-                        <a:ln w="9525">
-                          <a:solidFill>
-                            <a:srgbClr val="000000"/>
-                          </a:solidFill>
-                          <a:miter lim="800000"/>
-                          <a:headEnd/>
-                          <a:tailEnd/>
-                        </a:ln>
-                      </wps:spPr>
-                      <wps:bodyPr rot="0" vert="horz" wrap="square" lIns="91440" tIns="45720" rIns="91440" bIns="45720" anchor="t" anchorCtr="0" upright="1">
-                        <a:noAutofit/>
-                      </wps:bodyPr>
-                    </wps:wsp>
-                  </a:graphicData>
-                </a:graphic>
-                <wp14:sizeRelH relativeFrom="page">
-                  <wp14:pctWidth>0</wp14:pctWidth>
-                </wp14:sizeRelH>
-                <wp14:sizeRelV relativeFrom="page">
-                  <wp14:pctHeight>0</wp14:pctHeight>
-                </wp14:sizeRelV>
-              </wp:anchor>
-            </w:drawing>
-          </mc:Choice>
-          <mc:Fallback>
-            <w:pict>
-              <v:rect w14:anchorId="5A0293BE" id="Rectangle 557" o:spid="_x0000_s1026" style="position:absolute;margin-left:347.9pt;margin-top:15.75pt;width:19.5pt;height:15.75pt;z-index:251692032;visibility:visible;mso-wrap-style:square;mso-width-percent:0;mso-height-percent:0;mso-wrap-distance-left:9pt;mso-wrap-distance-top:0;mso-wrap-distance-right:9pt;mso-wrap-distance-bottom:0;mso-position-horizontal:absolute;mso-position-horizontal-relative:text;mso-position-vertical:absolute;mso-position-vertical-relative:text;mso-width-percent:0;mso-height-percent:0;mso-width-relative:page;mso-height-relative:page;v-text-anchor:top" o:gfxdata="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"/>
-            </w:pict>
-          </mc:Fallback>
-        </mc:AlternateContent>
-      </w:r>
-      <w:r>
-        <w:rPr>
-          <w:rFonts w:ascii="Times New Roman" w:eastAsia="Times New Roman" w:hAnsi="Times New Roman" w:cs="Times New Roman"/>
-          <w:sz w:val="28"/>
-          <w:szCs w:val="28"/>
-          <w:lang w:val="fr-FR" w:eastAsia="zh-CN"/>
-        </w:rPr>
-        <w:t xml:space="preserve">Có hiển thị thông tin về giá trị tương đương theo đơn vị tiền tệ nước ngoài trên Giấy chứng nhận đăng ký doanh nghiệp hay không ?   Có          Không </w:t>
-      </w:r>
-    </w:p>
-    <w:p>
-      <w:pPr>
-        <w:tabs>
-          <w:tab w:val="left" w:leader="dot" w:pos="9072"/>
-        </w:tabs>
-        <w:spacing w:before="120" w:after="120" w:line="240" w:lineRule="auto"/>
-        <w:ind w:firstLine="720"/>
-        <w:jc w:val="both"/>
-        <w:rPr>
-          <w:rFonts w:ascii="Times New Roman" w:eastAsia="Times New Roman" w:hAnsi="Times New Roman" w:cs="Times New Roman"/>
-          <w:sz w:val="28"/>
-          <w:szCs w:val="28"/>
-          <w:lang w:val="fr-FR"/>
-        </w:rPr>
-      </w:pPr>
-      <w:r>
-        <w:rPr>
-          <w:rFonts w:ascii="Times New Roman" w:eastAsia="Times New Roman" w:hAnsi="Times New Roman" w:cs="Times New Roman"/>
-          <w:sz w:val="28"/>
-          <w:szCs w:val="28"/>
-          <w:lang w:val="fr-FR"/>
-        </w:rPr>
-        <w:t xml:space="preserve">Thời điểm thay đổi vốn: </w:t>
-      </w:r>
-      <w:r>
-        <w:rPr>
-          <w:rFonts w:ascii="Times New Roman" w:eastAsia="Times New Roman" w:hAnsi="Times New Roman" w:cs="Times New Roman"/>
-          <w:sz w:val="28"/>
-          <w:szCs w:val="28"/>
-          <w:lang w:val="fr-FR"/>
-        </w:rPr>
-        <w:t>21/03/2026</w:t>
-      </w:r>
-    </w:p>
-    <w:p>
-      <w:pPr>
-        <w:tabs>
-          <w:tab w:val="left" w:leader="dot" w:pos="9072"/>
-        </w:tabs>
-        <w:spacing w:before="120" w:after="120" w:line="240" w:lineRule="auto"/>
-        <w:ind w:firstLine="720"/>
-        <w:jc w:val="both"/>
-        <w:rPr>
-          <w:rFonts w:ascii="Times New Roman" w:eastAsia="Times New Roman" w:hAnsi="Times New Roman" w:cs="Times New Roman"/>
-          <w:sz w:val="28"/>
-          <w:szCs w:val="28"/>
-          <w:lang w:val="fr-FR"/>
-        </w:rPr>
-      </w:pPr>
-      <w:r>
-        <w:rPr>
-          <w:rFonts w:ascii="Times New Roman" w:eastAsia="Times New Roman" w:hAnsi="Times New Roman" w:cs="Times New Roman"/>
-          <w:sz w:val="28"/>
-          <w:szCs w:val="28"/>
-          <w:lang w:val="fr-FR"/>
-        </w:rPr>
-        <w:t xml:space="preserve">Hình thức tăng, giảm vốn: </w:t>
-      </w:r>
-      <w:r>
-        <w:rPr>
-          <w:rFonts w:ascii="Times New Roman" w:eastAsia="Times New Roman" w:hAnsi="Times New Roman" w:cs="Times New Roman"/>
-          <w:sz w:val="28"/>
-          <w:szCs w:val="28"/>
-          <w:lang w:val="fr-FR"/>
-        </w:rPr>
-        <w:t>Tăng vốn do chủ sở hữu góp thêm</w:t>
-      </w:r>
-      <w:r>
-        <w:rPr>
-          <w:rFonts w:ascii="Times New Roman" w:eastAsia="Times New Roman" w:hAnsi="Times New Roman" w:cs="Times New Roman"/>
-          <w:sz w:val="28"/>
-          <w:szCs w:val="28"/>
-          <w:lang w:val="fr-FR"/>
-        </w:rPr>
-        <w:t xml:space="preserve"> vốn</w:t>
-      </w:r>
-    </w:p>
-    <w:p>
-      <w:pPr>
-        <w:suppressAutoHyphens/>
-        <w:spacing w:before="200" w:after="0" w:line="240" w:lineRule="auto"/>
-        <w:ind w:firstLine="709"/>
-        <w:jc w:val="both"/>
-        <w:rPr>
-          <w:rFonts w:ascii="Times New Roman" w:eastAsia="Times New Roman" w:hAnsi="Times New Roman" w:cs="Times New Roman"/>
-          <w:b/>
-          <w:bCs/>
-          <w:sz w:val="28"/>
-          <w:szCs w:val="28"/>
-          <w:lang w:eastAsia="zh-CN"/>
-        </w:rPr>
-      </w:pPr>
-      <w:r>
-        <w:rPr>
-          <w:rFonts w:ascii="Times New Roman" w:eastAsia="Times New Roman" w:hAnsi="Times New Roman" w:cs="Times New Roman"/>
-          <w:sz w:val="28"/>
-          <w:szCs w:val="28"/>
-          <w:lang w:eastAsia="zh-CN"/>
-        </w:rPr>
-        <w:t>Nguồn vốn điều lệ</w:t>
-      </w:r>
-      <w:r>
-        <w:rPr>
-          <w:rFonts w:ascii="Times New Roman" w:eastAsia="Times New Roman" w:hAnsi="Times New Roman" w:cs="Times New Roman"/>
-          <w:b/>
-          <w:bCs/>
-          <w:sz w:val="28"/>
-          <w:szCs w:val="28"/>
-          <w:lang w:eastAsia="zh-CN"/>
-        </w:rPr>
-        <w:t xml:space="preserve"> </w:t>
-      </w:r>
-      <w:r>
-        <w:rPr>
-          <w:rFonts w:ascii="Times New Roman" w:eastAsia="Times New Roman" w:hAnsi="Times New Roman" w:cs="Times New Roman"/>
-          <w:sz w:val="28"/>
-          <w:szCs w:val="28"/>
-          <w:lang w:val="fr-FR" w:eastAsia="zh-CN"/>
-        </w:rPr>
-        <w:t>sau khi thay đổi vốn điều lệ:</w:t>
-      </w:r>
-    </w:p>
-    <w:tbl>
-      <w:tblPr>
-        <w:tblW w:w="8931" w:type="dxa"/>
-        <w:tblInd w:w="108" w:type="dxa"/>
-        <w:tblLayout w:type="fixed"/>
-        <w:tblLook w:val="0000" w:firstRow="0" w:lastRow="0" w:firstColumn="0" w:lastColumn="0" w:noHBand="0" w:noVBand="0"/>
-      </w:tblPr>
-      <w:tblGrid>
-        <w:gridCol w:w="3119"/>
-        <w:gridCol w:w="3827"/>
-        <w:gridCol w:w="1985"/>
-      </w:tblGrid>
-      <w:tr>
-        <w:tc>
-          <w:tcPr>
-            <w:tcW w:w="3119" w:type="dxa"/>
-            <w:tcBorders>
-              <w:top w:val="single" w:sz="4" w:space="0" w:color="000000"/>
-              <w:left w:val="single" w:sz="4" w:space="0" w:color="000000"/>
-              <w:bottom w:val="single" w:sz="4" w:space="0" w:color="000000"/>
-            </w:tcBorders>
-            <w:shd w:val="clear" w:color="auto" w:fill="auto"/>
-            <w:vAlign w:val="center"/>
-          </w:tcPr>
-          <w:p>
-            <w:pPr>
-              <w:suppressAutoHyphens/>
-              <w:spacing w:before="120" w:after="0" w:line="240" w:lineRule="auto"/>
-              <w:jc w:val="center"/>
-              <w:rPr>
-                <w:rFonts w:ascii="Times New Roman" w:eastAsia="Times New Roman" w:hAnsi="Times New Roman" w:cs="Times New Roman"/>
-                <w:bCs/>
-                <w:sz w:val="28"/>
-                <w:szCs w:val="28"/>
-                <w:lang w:eastAsia="zh-CN"/>
-              </w:rPr>
-            </w:pPr>
-            <w:r>
-              <w:rPr>
-                <w:rFonts w:ascii="Times New Roman" w:eastAsia="Times New Roman" w:hAnsi="Times New Roman" w:cs="Times New Roman"/>
-                <w:bCs/>
-                <w:sz w:val="28"/>
-                <w:szCs w:val="28"/>
-                <w:lang w:eastAsia="zh-CN"/>
-              </w:rPr>
-              <w:t>Loại nguồn vốn</w:t>
-            </w:r>
-          </w:p>
-        </w:tc>
-        <w:tc>
-          <w:tcPr>
-            <w:tcW w:w="3827" w:type="dxa"/>
-            <w:tcBorders>
-              <w:top w:val="single" w:sz="4" w:space="0" w:color="000000"/>
-              <w:left w:val="single" w:sz="4" w:space="0" w:color="000000"/>
-              <w:bottom w:val="single" w:sz="4" w:space="0" w:color="000000"/>
-            </w:tcBorders>
-            <w:shd w:val="clear" w:color="auto" w:fill="auto"/>
-            <w:vAlign w:val="center"/>
-          </w:tcPr>
-          <w:p>
-            <w:pPr>
-              <w:suppressAutoHyphens/>
-              <w:spacing w:before="120" w:after="0" w:line="240" w:lineRule="auto"/>
-              <w:jc w:val="center"/>
-              <w:rPr>
-                <w:rFonts w:ascii="Times New Roman" w:eastAsia="Times New Roman" w:hAnsi="Times New Roman" w:cs="Times New Roman"/>
-                <w:bCs/>
-                <w:sz w:val="28"/>
-                <w:szCs w:val="28"/>
-                <w:lang w:eastAsia="zh-CN"/>
-              </w:rPr>
-            </w:pPr>
-            <w:r>
-              <w:rPr>
-                <w:rFonts w:ascii="Times New Roman" w:eastAsia="Times New Roman" w:hAnsi="Times New Roman" w:cs="Times New Roman"/>
-                <w:bCs/>
-                <w:sz w:val="28"/>
-                <w:szCs w:val="28"/>
-                <w:lang w:eastAsia="zh-CN"/>
-              </w:rPr>
-              <w:t>Số tiền (</w:t>
-            </w:r>
-            <w:r>
-              <w:rPr>
-                <w:rFonts w:ascii="Times New Roman" w:eastAsia="Times New Roman" w:hAnsi="Times New Roman" w:cs="Times New Roman"/>
-                <w:bCs/>
-                <w:i/>
-                <w:iCs/>
-                <w:sz w:val="28"/>
-                <w:szCs w:val="28"/>
-                <w:lang w:eastAsia="zh-CN"/>
-              </w:rPr>
-              <w:t xml:space="preserve">bằng số; VNĐ </w:t>
-            </w:r>
-            <w:r>
-              <w:rPr>
-                <w:rFonts w:ascii="Times New Roman" w:eastAsia="Times New Roman" w:hAnsi="Times New Roman" w:cs="Times New Roman"/>
-                <w:bCs/>
-                <w:i/>
-                <w:sz w:val="28"/>
-                <w:szCs w:val="28"/>
-                <w:lang w:eastAsia="zh-CN"/>
-              </w:rPr>
-              <w:t>và giá trị tương đương theo đơn vị tiền nước ngoài, nếu có</w:t>
-            </w:r>
-            <w:r>
-              <w:rPr>
-                <w:rFonts w:ascii="Times New Roman" w:eastAsia="Times New Roman" w:hAnsi="Times New Roman" w:cs="Times New Roman"/>
-                <w:bCs/>
-                <w:sz w:val="28"/>
-                <w:szCs w:val="28"/>
-                <w:lang w:eastAsia="zh-CN"/>
-              </w:rPr>
-              <w:t>)</w:t>
-            </w:r>
-          </w:p>
-        </w:tc>
-        <w:tc>
-          <w:tcPr>
-            <w:tcW w:w="1985" w:type="dxa"/>
-            <w:tcBorders>
-              <w:top w:val="single" w:sz="4" w:space="0" w:color="000000"/>
-              <w:left w:val="single" w:sz="4" w:space="0" w:color="000000"/>
-              <w:bottom w:val="single" w:sz="4" w:space="0" w:color="000000"/>
-              <w:right w:val="single" w:sz="4" w:space="0" w:color="000000"/>
-            </w:tcBorders>
-            <w:shd w:val="clear" w:color="auto" w:fill="auto"/>
-            <w:vAlign w:val="center"/>
-          </w:tcPr>
-          <w:p>
-            <w:pPr>
-              <w:suppressAutoHyphens/>
-              <w:spacing w:before="120" w:after="0" w:line="240" w:lineRule="auto"/>
-              <w:jc w:val="center"/>
-              <w:rPr>
-                <w:rFonts w:ascii="Times New Roman" w:eastAsia="Times New Roman" w:hAnsi="Times New Roman" w:cs="Times New Roman"/>
-                <w:bCs/>
-                <w:lang w:eastAsia="zh-CN"/>
-              </w:rPr>
-            </w:pPr>
-            <w:r>
-              <w:rPr>
-                <w:rFonts w:ascii="Times New Roman" w:eastAsia="Times New Roman" w:hAnsi="Times New Roman" w:cs="Times New Roman"/>
-                <w:bCs/>
-                <w:sz w:val="28"/>
-                <w:szCs w:val="28"/>
-                <w:lang w:eastAsia="zh-CN"/>
-              </w:rPr>
-              <w:t>Tỷ lệ (</w:t>
-            </w:r>
-            <w:r>
-              <w:rPr>
-                <w:rFonts w:ascii="Times New Roman" w:eastAsia="Times New Roman" w:hAnsi="Times New Roman" w:cs="Times New Roman"/>
-                <w:bCs/>
-                <w:i/>
-                <w:sz w:val="28"/>
-                <w:szCs w:val="28"/>
-                <w:lang w:eastAsia="zh-CN"/>
-              </w:rPr>
-              <w:t>%</w:t>
-            </w:r>
-            <w:r>
-              <w:rPr>
-                <w:rFonts w:ascii="Times New Roman" w:eastAsia="Times New Roman" w:hAnsi="Times New Roman" w:cs="Times New Roman"/>
-                <w:bCs/>
-                <w:sz w:val="28"/>
-                <w:szCs w:val="28"/>
-                <w:lang w:eastAsia="zh-CN"/>
-              </w:rPr>
-              <w:t>)</w:t>
-            </w:r>
-          </w:p>
-        </w:tc>
-      </w:tr>
-      <w:tr>
-        <w:tc>
-          <w:tcPr>
-            <w:tcW w:w="3119" w:type="dxa"/>
-            <w:tcBorders>
-              <w:top w:val="single" w:sz="4" w:space="0" w:color="000000"/>
-              <w:left w:val="single" w:sz="4" w:space="0" w:color="000000"/>
-              <w:bottom w:val="single" w:sz="4" w:space="0" w:color="000000"/>
-            </w:tcBorders>
-            <w:shd w:val="clear" w:color="auto" w:fill="auto"/>
-          </w:tcPr>
-          <w:p>
-            <w:pPr>
-              <w:suppressAutoHyphens/>
-              <w:spacing w:before="120" w:after="0" w:line="240" w:lineRule="auto"/>
-              <w:jc w:val="both"/>
-              <w:rPr>
-                <w:rFonts w:ascii="Times New Roman" w:eastAsia="Times New Roman" w:hAnsi="Times New Roman" w:cs="Times New Roman"/>
-                <w:sz w:val="28"/>
-                <w:szCs w:val="28"/>
-                <w:lang w:eastAsia="zh-CN"/>
-              </w:rPr>
-            </w:pPr>
-            <w:r>
-              <w:rPr>
-                <w:rFonts w:ascii="Times New Roman" w:eastAsia="Times New Roman" w:hAnsi="Times New Roman" w:cs="Times New Roman"/>
-                <w:sz w:val="28"/>
-                <w:szCs w:val="28"/>
-                <w:lang w:eastAsia="zh-CN"/>
-              </w:rPr>
-              <w:t>Vốn ngân sách nhà nước</w:t>
-            </w:r>
-          </w:p>
-        </w:tc>
-        <w:tc>
-          <w:tcPr>
-            <w:tcW w:w="3827" w:type="dxa"/>
-            <w:tcBorders>
-              <w:top w:val="single" w:sz="4" w:space="0" w:color="000000"/>
-              <w:left w:val="single" w:sz="4" w:space="0" w:color="000000"/>
-              <w:bottom w:val="single" w:sz="4" w:space="0" w:color="000000"/>
-            </w:tcBorders>
-            <w:shd w:val="clear" w:color="auto" w:fill="auto"/>
-          </w:tcPr>
-          <w:p>
-            <w:pPr>
-              <w:suppressAutoHyphens/>
-              <w:snapToGrid w:val="0"/>
-              <w:spacing w:before="120" w:after="0" w:line="240" w:lineRule="auto"/>
-              <w:jc w:val="both"/>
-              <w:rPr>
-                <w:rFonts w:ascii="Times New Roman" w:eastAsia="Times New Roman" w:hAnsi="Times New Roman" w:cs="Times New Roman"/>
-                <w:sz w:val="28"/>
-                <w:szCs w:val="28"/>
-                <w:lang w:eastAsia="zh-CN"/>
-              </w:rPr>
-            </w:pPr>
-          </w:p>
-        </w:tc>
-        <w:tc>
-          <w:tcPr>
-            <w:tcW w:w="1985" w:type="dxa"/>
-            <w:tcBorders>
-              <w:top w:val="single" w:sz="4" w:space="0" w:color="000000"/>
-              <w:left w:val="single" w:sz="4" w:space="0" w:color="000000"/>
-              <w:bottom w:val="single" w:sz="4" w:space="0" w:color="000000"/>
-              <w:right w:val="single" w:sz="4" w:space="0" w:color="000000"/>
-            </w:tcBorders>
-            <w:shd w:val="clear" w:color="auto" w:fill="auto"/>
-          </w:tcPr>
-          <w:p>
-            <w:pPr>
-              <w:suppressAutoHyphens/>
-              <w:snapToGrid w:val="0"/>
-              <w:spacing w:before="120" w:after="0" w:line="240" w:lineRule="auto"/>
-              <w:jc w:val="both"/>
-              <w:rPr>
-                <w:rFonts w:ascii="Times New Roman" w:eastAsia="Times New Roman" w:hAnsi="Times New Roman" w:cs="Times New Roman"/>
-                <w:sz w:val="28"/>
-                <w:szCs w:val="28"/>
-                <w:lang w:eastAsia="zh-CN"/>
-              </w:rPr>
-            </w:pPr>
-          </w:p>
-        </w:tc>
-      </w:tr>
-      <w:tr>
-        <w:tc>
-          <w:tcPr>
-            <w:tcW w:w="3119" w:type="dxa"/>
-            <w:tcBorders>
-              <w:top w:val="single" w:sz="4" w:space="0" w:color="000000"/>
-              <w:left w:val="single" w:sz="4" w:space="0" w:color="000000"/>
-              <w:bottom w:val="single" w:sz="4" w:space="0" w:color="000000"/>
-            </w:tcBorders>
-            <w:shd w:val="clear" w:color="auto" w:fill="auto"/>
-          </w:tcPr>
-          <w:p>
-            <w:pPr>
-              <w:suppressAutoHyphens/>
-              <w:spacing w:before="120" w:after="0" w:line="240" w:lineRule="auto"/>
-              <w:jc w:val="both"/>
-              <w:rPr>
-                <w:rFonts w:ascii="Times New Roman" w:eastAsia="Times New Roman" w:hAnsi="Times New Roman" w:cs="Times New Roman"/>
-                <w:sz w:val="28"/>
-                <w:szCs w:val="28"/>
-                <w:lang w:eastAsia="zh-CN"/>
-              </w:rPr>
-            </w:pPr>
-            <w:r>
-              <w:rPr>
-                <w:rFonts w:ascii="Times New Roman" w:eastAsia="Times New Roman" w:hAnsi="Times New Roman" w:cs="Times New Roman"/>
-                <w:sz w:val="28"/>
-                <w:szCs w:val="28"/>
-                <w:lang w:eastAsia="zh-CN"/>
-              </w:rPr>
-              <w:t>Vốn tư nhân</w:t>
-            </w:r>
-          </w:p>
-        </w:tc>
-        <w:tc>
-          <w:tcPr>
-            <w:tcW w:w="3827" w:type="dxa"/>
-            <w:tcBorders>
-              <w:top w:val="single" w:sz="4" w:space="0" w:color="000000"/>
-              <w:left w:val="single" w:sz="4" w:space="0" w:color="000000"/>
-              <w:bottom w:val="single" w:sz="4" w:space="0" w:color="000000"/>
-            </w:tcBorders>
-            <w:shd w:val="clear" w:color="auto" w:fill="auto"/>
-          </w:tcPr>
-          <w:p>
-            <w:pPr>
-              <w:suppressAutoHyphens/>
-              <w:snapToGrid w:val="0"/>
-              <w:spacing w:before="120" w:after="0" w:line="240" w:lineRule="auto"/>
-              <w:jc w:val="both"/>
-              <w:rPr>
-                <w:rFonts w:ascii="Times New Roman" w:eastAsia="Times New Roman" w:hAnsi="Times New Roman" w:cs="Times New Roman"/>
-                <w:sz w:val="28"/>
-                <w:szCs w:val="28"/>
-                <w:lang w:eastAsia="zh-CN"/>
-              </w:rPr>
-            </w:pPr>
-            <w:r>
-              <w:rPr>
-                <w:rFonts w:ascii="Times New Roman" w:eastAsia="Times New Roman" w:hAnsi="Times New Roman" w:cs="Times New Roman"/>
-                <w:sz w:val="28"/>
-                <w:szCs w:val="28"/>
-                <w:lang w:val="fr-FR"/>
-              </w:rPr>
-              <w:t xml:space="preserve">3.200.000.000 </w:t>
-            </w:r>
-            <w:r>
-              <w:rPr>
-                <w:rFonts w:ascii="Times New Roman" w:eastAsia="Times New Roman" w:hAnsi="Times New Roman" w:cs="Times New Roman"/>
-                <w:sz w:val="28"/>
-                <w:szCs w:val="28"/>
-                <w:lang w:val="fr-FR"/>
-              </w:rPr>
-              <w:t>VNĐ</w:t>
-            </w:r>
-          </w:p>
-        </w:tc>
-        <w:tc>
-          <w:tcPr>
-            <w:tcW w:w="1985" w:type="dxa"/>
-            <w:tcBorders>
-              <w:top w:val="single" w:sz="4" w:space="0" w:color="000000"/>
-              <w:left w:val="single" w:sz="4" w:space="0" w:color="000000"/>
-              <w:bottom w:val="single" w:sz="4" w:space="0" w:color="000000"/>
-              <w:right w:val="single" w:sz="4" w:space="0" w:color="000000"/>
-            </w:tcBorders>
-            <w:shd w:val="clear" w:color="auto" w:fill="auto"/>
-          </w:tcPr>
-          <w:p>
-            <w:pPr>
-              <w:suppressAutoHyphens/>
-              <w:snapToGrid w:val="0"/>
-              <w:spacing w:before="120" w:after="0" w:line="240" w:lineRule="auto"/>
-              <w:jc w:val="both"/>
-              <w:rPr>
-                <w:rFonts w:ascii="Times New Roman" w:eastAsia="Times New Roman" w:hAnsi="Times New Roman" w:cs="Times New Roman"/>
-                <w:sz w:val="28"/>
-                <w:szCs w:val="28"/>
-                <w:lang w:eastAsia="zh-CN"/>
-              </w:rPr>
-            </w:pPr>
-            <w:r>
-              <w:rPr>
-                <w:rFonts w:ascii="Times New Roman" w:eastAsia="Times New Roman" w:hAnsi="Times New Roman" w:cs="Times New Roman"/>
-                <w:sz w:val="28"/>
-                <w:szCs w:val="28"/>
-                <w:lang w:eastAsia="zh-CN"/>
-              </w:rPr>
-              <w:t>100</w:t>
-            </w:r>
-          </w:p>
-        </w:tc>
-      </w:tr>
-      <w:tr>
-        <w:tc>
-          <w:tcPr>
-            <w:tcW w:w="3119" w:type="dxa"/>
-            <w:tcBorders>
-              <w:top w:val="single" w:sz="4" w:space="0" w:color="000000"/>
-              <w:left w:val="single" w:sz="4" w:space="0" w:color="000000"/>
-              <w:bottom w:val="single" w:sz="4" w:space="0" w:color="000000"/>
-            </w:tcBorders>
-            <w:shd w:val="clear" w:color="auto" w:fill="auto"/>
-          </w:tcPr>
-          <w:p>
-            <w:pPr>
-              <w:suppressAutoHyphens/>
-              <w:spacing w:before="120" w:after="0" w:line="240" w:lineRule="auto"/>
-              <w:jc w:val="both"/>
-              <w:rPr>
-                <w:rFonts w:ascii="Times New Roman" w:eastAsia="Times New Roman" w:hAnsi="Times New Roman" w:cs="Times New Roman"/>
-                <w:sz w:val="28"/>
-                <w:szCs w:val="28"/>
-                <w:lang w:eastAsia="zh-CN"/>
-              </w:rPr>
-            </w:pPr>
-            <w:r>
-              <w:rPr>
-                <w:rFonts w:ascii="Times New Roman" w:eastAsia="Times New Roman" w:hAnsi="Times New Roman" w:cs="Times New Roman"/>
-                <w:sz w:val="28"/>
-                <w:szCs w:val="28"/>
-                <w:lang w:eastAsia="zh-CN"/>
-              </w:rPr>
-              <w:t>Vốn nước ngoài</w:t>
-            </w:r>
-          </w:p>
-        </w:tc>
-        <w:tc>
-          <w:tcPr>
-            <w:tcW w:w="3827" w:type="dxa"/>
-            <w:tcBorders>
-              <w:top w:val="single" w:sz="4" w:space="0" w:color="000000"/>
-              <w:left w:val="single" w:sz="4" w:space="0" w:color="000000"/>
-              <w:bottom w:val="single" w:sz="4" w:space="0" w:color="000000"/>
-            </w:tcBorders>
-            <w:shd w:val="clear" w:color="auto" w:fill="auto"/>
-          </w:tcPr>
-          <w:p>
-            <w:pPr>
-              <w:suppressAutoHyphens/>
-              <w:snapToGrid w:val="0"/>
-              <w:spacing w:before="120" w:after="0" w:line="240" w:lineRule="auto"/>
-              <w:jc w:val="both"/>
-              <w:rPr>
-                <w:rFonts w:ascii="Times New Roman" w:eastAsia="Times New Roman" w:hAnsi="Times New Roman" w:cs="Times New Roman"/>
-                <w:sz w:val="28"/>
-                <w:szCs w:val="28"/>
-                <w:lang w:eastAsia="zh-CN"/>
-              </w:rPr>
-            </w:pPr>
-          </w:p>
-        </w:tc>
-        <w:tc>
-          <w:tcPr>
-            <w:tcW w:w="1985" w:type="dxa"/>
-            <w:tcBorders>
-              <w:top w:val="single" w:sz="4" w:space="0" w:color="000000"/>
-              <w:left w:val="single" w:sz="4" w:space="0" w:color="000000"/>
-              <w:bottom w:val="single" w:sz="4" w:space="0" w:color="000000"/>
-              <w:right w:val="single" w:sz="4" w:space="0" w:color="000000"/>
-            </w:tcBorders>
-            <w:shd w:val="clear" w:color="auto" w:fill="auto"/>
-          </w:tcPr>
-          <w:p>
-            <w:pPr>
-              <w:suppressAutoHyphens/>
-              <w:snapToGrid w:val="0"/>
-              <w:spacing w:before="120" w:after="0" w:line="240" w:lineRule="auto"/>
-              <w:jc w:val="both"/>
-              <w:rPr>
-                <w:rFonts w:ascii="Times New Roman" w:eastAsia="Times New Roman" w:hAnsi="Times New Roman" w:cs="Times New Roman"/>
-                <w:sz w:val="28"/>
-                <w:szCs w:val="28"/>
-                <w:lang w:eastAsia="zh-CN"/>
-              </w:rPr>
-            </w:pPr>
-          </w:p>
-        </w:tc>
-      </w:tr>
-      <w:tr>
-        <w:tc>
-          <w:tcPr>
-            <w:tcW w:w="3119" w:type="dxa"/>
-            <w:tcBorders>
-              <w:top w:val="single" w:sz="4" w:space="0" w:color="000000"/>
-              <w:left w:val="single" w:sz="4" w:space="0" w:color="000000"/>
-              <w:bottom w:val="single" w:sz="4" w:space="0" w:color="000000"/>
-            </w:tcBorders>
-            <w:shd w:val="clear" w:color="auto" w:fill="auto"/>
-          </w:tcPr>
-          <w:p>
-            <w:pPr>
-              <w:suppressAutoHyphens/>
-              <w:spacing w:before="120" w:after="0" w:line="240" w:lineRule="auto"/>
-              <w:jc w:val="both"/>
-              <w:rPr>
-                <w:rFonts w:ascii="Times New Roman" w:eastAsia="Times New Roman" w:hAnsi="Times New Roman" w:cs="Times New Roman"/>
-                <w:sz w:val="28"/>
-                <w:szCs w:val="28"/>
-                <w:lang w:eastAsia="zh-CN"/>
-              </w:rPr>
-            </w:pPr>
-            <w:r>
-              <w:rPr>
-                <w:rFonts w:ascii="Times New Roman" w:eastAsia="Times New Roman" w:hAnsi="Times New Roman" w:cs="Times New Roman"/>
-                <w:sz w:val="28"/>
-                <w:szCs w:val="28"/>
-                <w:lang w:eastAsia="zh-CN"/>
-              </w:rPr>
-              <w:t>Vốn khác</w:t>
-            </w:r>
-          </w:p>
-        </w:tc>
-        <w:tc>
-          <w:tcPr>
-            <w:tcW w:w="3827" w:type="dxa"/>
-            <w:tcBorders>
-              <w:top w:val="single" w:sz="4" w:space="0" w:color="000000"/>
-              <w:left w:val="single" w:sz="4" w:space="0" w:color="000000"/>
-              <w:bottom w:val="single" w:sz="4" w:space="0" w:color="000000"/>
-            </w:tcBorders>
-            <w:shd w:val="clear" w:color="auto" w:fill="auto"/>
-          </w:tcPr>
-          <w:p>
-            <w:pPr>
-              <w:suppressAutoHyphens/>
-              <w:snapToGrid w:val="0"/>
-              <w:spacing w:before="120" w:after="0" w:line="240" w:lineRule="auto"/>
-              <w:jc w:val="both"/>
-              <w:rPr>
-                <w:rFonts w:ascii="Times New Roman" w:eastAsia="Times New Roman" w:hAnsi="Times New Roman" w:cs="Times New Roman"/>
-                <w:sz w:val="28"/>
-                <w:szCs w:val="28"/>
-                <w:lang w:eastAsia="zh-CN"/>
-              </w:rPr>
-            </w:pPr>
-          </w:p>
-        </w:tc>
-        <w:tc>
-          <w:tcPr>
-            <w:tcW w:w="1985" w:type="dxa"/>
-            <w:tcBorders>
-              <w:top w:val="single" w:sz="4" w:space="0" w:color="000000"/>
-              <w:left w:val="single" w:sz="4" w:space="0" w:color="000000"/>
-              <w:bottom w:val="single" w:sz="4" w:space="0" w:color="000000"/>
-              <w:right w:val="single" w:sz="4" w:space="0" w:color="000000"/>
-            </w:tcBorders>
-            <w:shd w:val="clear" w:color="auto" w:fill="auto"/>
-          </w:tcPr>
-          <w:p>
-            <w:pPr>
-              <w:suppressAutoHyphens/>
-              <w:snapToGrid w:val="0"/>
-              <w:spacing w:before="120" w:after="0" w:line="240" w:lineRule="auto"/>
-              <w:jc w:val="both"/>
-              <w:rPr>
-                <w:rFonts w:ascii="Times New Roman" w:eastAsia="Times New Roman" w:hAnsi="Times New Roman" w:cs="Times New Roman"/>
-                <w:sz w:val="28"/>
-                <w:szCs w:val="28"/>
-                <w:lang w:eastAsia="zh-CN"/>
-              </w:rPr>
-            </w:pPr>
-          </w:p>
-        </w:tc>
-      </w:tr>
-      <w:tr>
-        <w:tc>
-          <w:tcPr>
-            <w:tcW w:w="3119" w:type="dxa"/>
-            <w:tcBorders>
-              <w:top w:val="single" w:sz="4" w:space="0" w:color="000000"/>
-              <w:left w:val="single" w:sz="4" w:space="0" w:color="000000"/>
-              <w:bottom w:val="single" w:sz="4" w:space="0" w:color="000000"/>
-            </w:tcBorders>
-            <w:shd w:val="clear" w:color="auto" w:fill="auto"/>
-          </w:tcPr>
-          <w:p>
-            <w:pPr>
-              <w:suppressAutoHyphens/>
-              <w:spacing w:before="120" w:after="0" w:line="240" w:lineRule="auto"/>
-              <w:jc w:val="both"/>
-              <w:rPr>
-                <w:rFonts w:ascii="Times New Roman" w:eastAsia="Times New Roman" w:hAnsi="Times New Roman" w:cs="Times New Roman"/>
-                <w:sz w:val="28"/>
-                <w:szCs w:val="28"/>
-                <w:lang w:eastAsia="zh-CN"/>
-              </w:rPr>
-            </w:pPr>
-            <w:r>
-              <w:rPr>
-                <w:rFonts w:ascii="Times New Roman" w:eastAsia="Times New Roman" w:hAnsi="Times New Roman" w:cs="Times New Roman"/>
-                <w:sz w:val="28"/>
-                <w:szCs w:val="28"/>
-                <w:lang w:eastAsia="zh-CN"/>
-              </w:rPr>
-              <w:t>Tổng cộng</w:t>
-            </w:r>
-          </w:p>
-        </w:tc>
-        <w:tc>
-          <w:tcPr>
-            <w:tcW w:w="3827" w:type="dxa"/>
-            <w:tcBorders>
-              <w:top w:val="single" w:sz="4" w:space="0" w:color="000000"/>
-              <w:left w:val="single" w:sz="4" w:space="0" w:color="000000"/>
-              <w:bottom w:val="single" w:sz="4" w:space="0" w:color="000000"/>
-            </w:tcBorders>
-            <w:shd w:val="clear" w:color="auto" w:fill="auto"/>
-          </w:tcPr>
-          <w:p>
-            <w:pPr>
-              <w:suppressAutoHyphens/>
-              <w:snapToGrid w:val="0"/>
-              <w:spacing w:before="120" w:after="0" w:line="240" w:lineRule="auto"/>
-              <w:jc w:val="both"/>
-              <w:rPr>
-                <w:rFonts w:ascii="Times New Roman" w:eastAsia="Times New Roman" w:hAnsi="Times New Roman" w:cs="Times New Roman"/>
-                <w:sz w:val="28"/>
-                <w:szCs w:val="28"/>
-                <w:lang w:eastAsia="zh-CN"/>
-              </w:rPr>
-            </w:pPr>
-            <w:r>
-              <w:rPr>
-                <w:rFonts w:ascii="Times New Roman" w:eastAsia="Times New Roman" w:hAnsi="Times New Roman" w:cs="Times New Roman"/>
-                <w:sz w:val="28"/>
-                <w:szCs w:val="28"/>
-                <w:lang w:val="fr-FR"/>
-              </w:rPr>
-              <w:t xml:space="preserve">3.200.000.000 </w:t>
-            </w:r>
-            <w:r>
-              <w:rPr>
-                <w:rFonts w:ascii="Times New Roman" w:eastAsia="Times New Roman" w:hAnsi="Times New Roman" w:cs="Times New Roman"/>
-                <w:sz w:val="28"/>
-                <w:szCs w:val="28"/>
-                <w:lang w:val="fr-FR"/>
-              </w:rPr>
-              <w:t>VNĐ</w:t>
-            </w:r>
-          </w:p>
-        </w:tc>
-        <w:tc>
-          <w:tcPr>
-            <w:tcW w:w="1985" w:type="dxa"/>
-            <w:tcBorders>
-              <w:top w:val="single" w:sz="4" w:space="0" w:color="000000"/>
-              <w:left w:val="single" w:sz="4" w:space="0" w:color="000000"/>
-              <w:bottom w:val="single" w:sz="4" w:space="0" w:color="000000"/>
-              <w:right w:val="single" w:sz="4" w:space="0" w:color="000000"/>
-            </w:tcBorders>
-            <w:shd w:val="clear" w:color="auto" w:fill="auto"/>
-          </w:tcPr>
-          <w:p>
-            <w:pPr>
-              <w:suppressAutoHyphens/>
-              <w:snapToGrid w:val="0"/>
-              <w:spacing w:before="120" w:after="0" w:line="240" w:lineRule="auto"/>
-              <w:jc w:val="both"/>
-              <w:rPr>
-                <w:rFonts w:ascii="Times New Roman" w:eastAsia="Times New Roman" w:hAnsi="Times New Roman" w:cs="Times New Roman"/>
-                <w:sz w:val="28"/>
-                <w:szCs w:val="28"/>
-                <w:lang w:eastAsia="zh-CN"/>
-              </w:rPr>
-            </w:pPr>
-            <w:r>
-              <w:rPr>
-                <w:rFonts w:ascii="Times New Roman" w:eastAsia="Times New Roman" w:hAnsi="Times New Roman" w:cs="Times New Roman"/>
-                <w:sz w:val="28"/>
-                <w:szCs w:val="28"/>
-                <w:lang w:eastAsia="zh-CN"/>
-              </w:rPr>
-              <w:t>100</w:t>
-            </w:r>
-          </w:p>
-        </w:tc>
-      </w:tr>
-    </w:tbl>
-    <w:p>
-      <w:pPr>
-        <w:tabs>
-          <w:tab w:val="left" w:leader="dot" w:pos="9072"/>
-        </w:tabs>
-        <w:suppressAutoHyphens/>
-        <w:spacing w:before="120" w:after="120" w:line="240" w:lineRule="auto"/>
-        <w:ind w:firstLine="709"/>
-        <w:jc w:val="both"/>
-        <w:rPr>
-          <w:rFonts w:ascii="Times New Roman" w:eastAsia="Times New Roman" w:hAnsi="Times New Roman" w:cs="Times New Roman"/>
-          <w:sz w:val="28"/>
-          <w:szCs w:val="28"/>
-          <w:lang w:val="fr-FR" w:eastAsia="zh-CN"/>
-        </w:rPr>
-      </w:pPr>
-      <w:r>
-        <w:rPr>
-          <w:rFonts w:ascii="Times New Roman" w:eastAsia="Times New Roman" w:hAnsi="Times New Roman" w:cs="Times New Roman"/>
-          <w:sz w:val="28"/>
-          <w:szCs w:val="28"/>
-          <w:lang w:val="fr-FR" w:eastAsia="zh-CN"/>
-        </w:rPr>
-        <w:t xml:space="preserve">Tài sản góp vốn sau khi thay đổi vốn điều lệ: </w:t>
-      </w:r>
-    </w:p>
-    <w:tbl>
-      <w:tblPr>
-        <w:tblW w:w="9180" w:type="dxa"/>
-        <w:tblBorders>
-          <w:top w:val="single" w:sz="4" w:space="0" w:color="000000"/>
-          <w:left w:val="single" w:sz="4" w:space="0" w:color="000000"/>
-          <w:bottom w:val="single" w:sz="4" w:space="0" w:color="000000"/>
-          <w:right w:val="single" w:sz="4" w:space="0" w:color="000000"/>
-          <w:insideH w:val="single" w:sz="4" w:space="0" w:color="000000"/>
-          <w:insideV w:val="single" w:sz="4" w:space="0" w:color="000000"/>
-        </w:tblBorders>
-        <w:tblLook w:val="04A0" w:firstRow="1" w:lastRow="0" w:firstColumn="1" w:lastColumn="0" w:noHBand="0" w:noVBand="1"/>
-      </w:tblPr>
-      <w:tblGrid>
-        <w:gridCol w:w="714"/>
-        <w:gridCol w:w="3505"/>
-        <w:gridCol w:w="3686"/>
-        <w:gridCol w:w="1275"/>
-      </w:tblGrid>
-      <w:tr>
-        <w:tc>
-          <w:tcPr>
-            <w:tcW w:w="714" w:type="dxa"/>
-            <w:shd w:val="clear" w:color="auto" w:fill="auto"/>
-            <w:vAlign w:val="center"/>
-          </w:tcPr>
-          <w:p>
-            <w:pPr>
-              <w:tabs>
-                <w:tab w:val="left" w:leader="dot" w:pos="9072"/>
-              </w:tabs>
-              <w:suppressAutoHyphens/>
-              <w:spacing w:after="0" w:line="276" w:lineRule="auto"/>
-              <w:jc w:val="center"/>
-              <w:rPr>
-                <w:rFonts w:ascii="Times New Roman" w:eastAsia="Times New Roman" w:hAnsi="Times New Roman" w:cs="Times New Roman"/>
-                <w:bCs/>
-                <w:sz w:val="28"/>
-                <w:szCs w:val="28"/>
-                <w:lang w:eastAsia="zh-CN"/>
-              </w:rPr>
-            </w:pPr>
-            <w:r>
-              <w:rPr>
-                <w:rFonts w:ascii="Times New Roman" w:eastAsia="Times New Roman" w:hAnsi="Times New Roman" w:cs="Times New Roman"/>
-                <w:bCs/>
-                <w:sz w:val="28"/>
-                <w:szCs w:val="28"/>
-                <w:lang w:eastAsia="zh-CN"/>
-              </w:rPr>
-              <w:t>STT</w:t>
-            </w:r>
-          </w:p>
-        </w:tc>
-        <w:tc>
-          <w:tcPr>
-            <w:tcW w:w="3505" w:type="dxa"/>
-            <w:shd w:val="clear" w:color="auto" w:fill="auto"/>
-            <w:vAlign w:val="center"/>
-          </w:tcPr>
-          <w:p>
-            <w:pPr>
-              <w:tabs>
-                <w:tab w:val="left" w:leader="dot" w:pos="9072"/>
-              </w:tabs>
-              <w:suppressAutoHyphens/>
-              <w:spacing w:after="0" w:line="276" w:lineRule="auto"/>
-              <w:jc w:val="center"/>
-              <w:rPr>
-                <w:rFonts w:ascii="Times New Roman" w:eastAsia="Times New Roman" w:hAnsi="Times New Roman" w:cs="Times New Roman"/>
-                <w:bCs/>
-                <w:sz w:val="28"/>
-                <w:szCs w:val="28"/>
-                <w:lang w:eastAsia="zh-CN"/>
-              </w:rPr>
-            </w:pPr>
-            <w:r>
-              <w:rPr>
-                <w:rFonts w:ascii="Times New Roman" w:eastAsia="Times New Roman" w:hAnsi="Times New Roman" w:cs="Times New Roman"/>
-                <w:bCs/>
-                <w:sz w:val="28"/>
-                <w:szCs w:val="28"/>
-                <w:lang w:eastAsia="zh-CN"/>
-              </w:rPr>
-              <w:t>Tài sản góp vốn</w:t>
-            </w:r>
-          </w:p>
-        </w:tc>
-        <w:tc>
-          <w:tcPr>
-            <w:tcW w:w="3686" w:type="dxa"/>
-            <w:shd w:val="clear" w:color="auto" w:fill="auto"/>
-            <w:vAlign w:val="center"/>
-          </w:tcPr>
-          <w:p>
-            <w:pPr>
-              <w:tabs>
-                <w:tab w:val="left" w:leader="dot" w:pos="9072"/>
-              </w:tabs>
-              <w:suppressAutoHyphens/>
-              <w:spacing w:after="0" w:line="276" w:lineRule="auto"/>
-              <w:ind w:left="-99" w:right="-111"/>
-              <w:jc w:val="center"/>
-              <w:rPr>
-                <w:rFonts w:ascii="Times New Roman" w:eastAsia="Times New Roman" w:hAnsi="Times New Roman" w:cs="Times New Roman"/>
-                <w:bCs/>
-                <w:sz w:val="28"/>
-                <w:szCs w:val="28"/>
-                <w:lang w:eastAsia="zh-CN"/>
-              </w:rPr>
-            </w:pPr>
-            <w:r>
-              <w:rPr>
-                <w:rFonts w:ascii="Times New Roman" w:eastAsia="Times New Roman" w:hAnsi="Times New Roman" w:cs="Times New Roman"/>
-                <w:bCs/>
-                <w:sz w:val="28"/>
-                <w:szCs w:val="28"/>
-                <w:lang w:eastAsia="zh-CN"/>
-              </w:rPr>
-              <w:t>Giá trị vốn của từng tài sản trong vốn điều lệ</w:t>
-            </w:r>
-            <w:r>
-              <w:rPr>
-                <w:rFonts w:ascii="Times New Roman" w:eastAsia="Times New Roman" w:hAnsi="Times New Roman" w:cs="Times New Roman"/>
-                <w:bCs/>
-                <w:i/>
-                <w:sz w:val="28"/>
-                <w:szCs w:val="28"/>
-                <w:lang w:eastAsia="zh-CN"/>
-              </w:rPr>
-              <w:t xml:space="preserve"> </w:t>
-            </w:r>
-            <w:r>
-              <w:rPr>
-                <w:rFonts w:ascii="Times New Roman" w:eastAsia="Times New Roman" w:hAnsi="Times New Roman" w:cs="Times New Roman"/>
-                <w:bCs/>
-                <w:sz w:val="28"/>
-                <w:szCs w:val="28"/>
-                <w:lang w:eastAsia="zh-CN"/>
-              </w:rPr>
-              <w:t>(</w:t>
-            </w:r>
-            <w:r>
-              <w:rPr>
-                <w:rFonts w:ascii="Times New Roman" w:eastAsia="Times New Roman" w:hAnsi="Times New Roman" w:cs="Times New Roman"/>
-                <w:bCs/>
-                <w:i/>
-                <w:sz w:val="28"/>
-                <w:szCs w:val="28"/>
-                <w:lang w:eastAsia="zh-CN"/>
-              </w:rPr>
-              <w:t>bằng số, VNĐ</w:t>
-            </w:r>
-            <w:r>
-              <w:rPr>
-                <w:rFonts w:ascii="Times New Roman" w:eastAsia="Times New Roman" w:hAnsi="Times New Roman" w:cs="Times New Roman"/>
-                <w:bCs/>
-                <w:sz w:val="28"/>
-                <w:szCs w:val="28"/>
-                <w:lang w:eastAsia="zh-CN"/>
-              </w:rPr>
-              <w:t>)</w:t>
-            </w:r>
-          </w:p>
-        </w:tc>
-        <w:tc>
-          <w:tcPr>
-            <w:tcW w:w="1275" w:type="dxa"/>
-            <w:shd w:val="clear" w:color="auto" w:fill="auto"/>
-            <w:vAlign w:val="center"/>
-          </w:tcPr>
-          <w:p>
-            <w:pPr>
-              <w:tabs>
-                <w:tab w:val="left" w:leader="dot" w:pos="9072"/>
-              </w:tabs>
-              <w:suppressAutoHyphens/>
-              <w:spacing w:after="0" w:line="276" w:lineRule="auto"/>
-              <w:jc w:val="center"/>
-              <w:rPr>
-                <w:rFonts w:ascii="Times New Roman" w:eastAsia="Times New Roman" w:hAnsi="Times New Roman" w:cs="Times New Roman"/>
-                <w:bCs/>
-                <w:sz w:val="28"/>
-                <w:szCs w:val="28"/>
-                <w:lang w:eastAsia="zh-CN"/>
-              </w:rPr>
-            </w:pPr>
-            <w:r>
-              <w:rPr>
-                <w:rFonts w:ascii="Times New Roman" w:eastAsia="Times New Roman" w:hAnsi="Times New Roman" w:cs="Times New Roman"/>
-                <w:bCs/>
-                <w:sz w:val="28"/>
-                <w:szCs w:val="28"/>
-                <w:lang w:eastAsia="zh-CN"/>
-              </w:rPr>
-              <w:t>Tỷ lệ (</w:t>
-            </w:r>
-            <w:r>
-              <w:rPr>
-                <w:rFonts w:ascii="Times New Roman" w:eastAsia="Times New Roman" w:hAnsi="Times New Roman" w:cs="Times New Roman"/>
-                <w:bCs/>
-                <w:i/>
-                <w:sz w:val="28"/>
-                <w:szCs w:val="28"/>
-                <w:lang w:eastAsia="zh-CN"/>
-              </w:rPr>
-              <w:t>%</w:t>
-            </w:r>
-            <w:r>
-              <w:rPr>
-                <w:rFonts w:ascii="Times New Roman" w:eastAsia="Times New Roman" w:hAnsi="Times New Roman" w:cs="Times New Roman"/>
-                <w:bCs/>
-                <w:sz w:val="28"/>
-                <w:szCs w:val="28"/>
-                <w:lang w:eastAsia="zh-CN"/>
-              </w:rPr>
-              <w:t>)</w:t>
-            </w:r>
-          </w:p>
-        </w:tc>
-      </w:tr>
-      <w:tr>
-        <w:tc>
-          <w:tcPr>
-            <w:tcW w:w="714" w:type="dxa"/>
-            <w:shd w:val="clear" w:color="auto" w:fill="auto"/>
-            <w:vAlign w:val="center"/>
-          </w:tcPr>
-          <w:p>
-            <w:pPr>
-              <w:tabs>
-                <w:tab w:val="left" w:leader="dot" w:pos="9072"/>
-              </w:tabs>
-              <w:suppressAutoHyphens/>
-              <w:spacing w:after="0" w:line="276" w:lineRule="auto"/>
-              <w:rPr>
-                <w:rFonts w:ascii="Times New Roman" w:eastAsia="Times New Roman" w:hAnsi="Times New Roman" w:cs="Times New Roman"/>
-                <w:bCs/>
-                <w:sz w:val="28"/>
-                <w:szCs w:val="28"/>
-                <w:lang w:eastAsia="zh-CN"/>
-              </w:rPr>
-            </w:pPr>
-            <w:r>
-              <w:rPr>
-                <w:rFonts w:ascii="Times New Roman" w:eastAsia="Times New Roman" w:hAnsi="Times New Roman" w:cs="Times New Roman"/>
-                <w:bCs/>
-                <w:sz w:val="28"/>
-                <w:szCs w:val="28"/>
-                <w:lang w:eastAsia="zh-CN"/>
-              </w:rPr>
-              <w:t>1</w:t>
-            </w:r>
-          </w:p>
-        </w:tc>
-        <w:tc>
-          <w:tcPr>
-            <w:tcW w:w="3505" w:type="dxa"/>
-            <w:shd w:val="clear" w:color="auto" w:fill="auto"/>
-            <w:vAlign w:val="center"/>
-          </w:tcPr>
-          <w:p>
-            <w:pPr>
-              <w:tabs>
-                <w:tab w:val="left" w:leader="dot" w:pos="9072"/>
-              </w:tabs>
-              <w:suppressAutoHyphens/>
-              <w:spacing w:after="0" w:line="276" w:lineRule="auto"/>
-              <w:rPr>
-                <w:rFonts w:ascii="Times New Roman" w:eastAsia="Times New Roman" w:hAnsi="Times New Roman" w:cs="Times New Roman"/>
-                <w:bCs/>
-                <w:sz w:val="28"/>
-                <w:szCs w:val="28"/>
-                <w:lang w:eastAsia="zh-CN"/>
-              </w:rPr>
-            </w:pPr>
-            <w:r>
-              <w:rPr>
-                <w:rFonts w:ascii="Times New Roman" w:eastAsia="Times New Roman" w:hAnsi="Times New Roman" w:cs="Times New Roman"/>
-                <w:bCs/>
-                <w:sz w:val="28"/>
-                <w:szCs w:val="28"/>
-                <w:lang w:eastAsia="zh-CN"/>
-              </w:rPr>
-              <w:t>Đồng Việt Nam</w:t>
-            </w:r>
-          </w:p>
-        </w:tc>
-        <w:tc>
-          <w:tcPr>
-            <w:tcW w:w="3686" w:type="dxa"/>
-            <w:shd w:val="clear" w:color="auto" w:fill="auto"/>
-            <w:vAlign w:val="center"/>
-          </w:tcPr>
-          <w:p>
-            <w:pPr>
-              <w:tabs>
-                <w:tab w:val="left" w:leader="dot" w:pos="9072"/>
-              </w:tabs>
-              <w:suppressAutoHyphens/>
-              <w:spacing w:after="0" w:line="276" w:lineRule="auto"/>
-              <w:rPr>
-                <w:rFonts w:ascii="Times New Roman" w:eastAsia="Times New Roman" w:hAnsi="Times New Roman" w:cs="Times New Roman"/>
-                <w:bCs/>
-                <w:sz w:val="28"/>
-                <w:szCs w:val="28"/>
-                <w:lang w:eastAsia="zh-CN"/>
-              </w:rPr>
-            </w:pPr>
-            <w:r>
-              <w:rPr>
-                <w:rFonts w:ascii="Times New Roman" w:eastAsia="Times New Roman" w:hAnsi="Times New Roman" w:cs="Times New Roman"/>
-                <w:sz w:val="28"/>
-                <w:szCs w:val="28"/>
-                <w:lang w:val="fr-FR"/>
-              </w:rPr>
-              <w:t xml:space="preserve">3.200.000.000 </w:t>
-            </w:r>
-            <w:r>
-              <w:rPr>
-                <w:rFonts w:ascii="Times New Roman" w:eastAsia="Times New Roman" w:hAnsi="Times New Roman" w:cs="Times New Roman"/>
-                <w:sz w:val="28"/>
-                <w:szCs w:val="28"/>
-                <w:lang w:val="fr-FR"/>
-              </w:rPr>
-              <w:t>VNĐ</w:t>
-            </w:r>
-          </w:p>
-        </w:tc>
-        <w:tc>
-          <w:tcPr>
-            <w:tcW w:w="1275" w:type="dxa"/>
-            <w:shd w:val="clear" w:color="auto" w:fill="auto"/>
-            <w:vAlign w:val="center"/>
-          </w:tcPr>
-          <w:p>
-            <w:pPr>
-              <w:tabs>
-                <w:tab w:val="left" w:leader="dot" w:pos="9072"/>
-              </w:tabs>
-              <w:suppressAutoHyphens/>
-              <w:spacing w:after="0" w:line="276" w:lineRule="auto"/>
-              <w:rPr>
-                <w:rFonts w:ascii="Times New Roman" w:eastAsia="Times New Roman" w:hAnsi="Times New Roman" w:cs="Times New Roman"/>
-                <w:bCs/>
-                <w:sz w:val="28"/>
-                <w:szCs w:val="28"/>
-                <w:lang w:eastAsia="zh-CN"/>
-              </w:rPr>
-            </w:pPr>
-            <w:r>
-              <w:rPr>
-                <w:rFonts w:ascii="Times New Roman" w:eastAsia="Times New Roman" w:hAnsi="Times New Roman" w:cs="Times New Roman"/>
-                <w:bCs/>
-                <w:sz w:val="28"/>
-                <w:szCs w:val="28"/>
-                <w:lang w:eastAsia="zh-CN"/>
-              </w:rPr>
-              <w:t>100</w:t>
-            </w:r>
-          </w:p>
-        </w:tc>
-      </w:tr>
-      <w:tr>
-        <w:tc>
-          <w:tcPr>
-            <w:tcW w:w="714" w:type="dxa"/>
-            <w:shd w:val="clear" w:color="auto" w:fill="auto"/>
-            <w:vAlign w:val="center"/>
-          </w:tcPr>
-          <w:p>
-            <w:pPr>
-              <w:tabs>
-                <w:tab w:val="left" w:leader="dot" w:pos="9072"/>
-              </w:tabs>
-              <w:suppressAutoHyphens/>
-              <w:spacing w:after="0" w:line="276" w:lineRule="auto"/>
-              <w:rPr>
-                <w:rFonts w:ascii="Times New Roman" w:eastAsia="Times New Roman" w:hAnsi="Times New Roman" w:cs="Times New Roman"/>
-                <w:bCs/>
-                <w:sz w:val="28"/>
-                <w:szCs w:val="28"/>
-                <w:lang w:eastAsia="zh-CN"/>
-              </w:rPr>
-            </w:pPr>
-            <w:r>
-              <w:rPr>
-                <w:rFonts w:ascii="Times New Roman" w:eastAsia="Times New Roman" w:hAnsi="Times New Roman" w:cs="Times New Roman"/>
-                <w:bCs/>
-                <w:sz w:val="28"/>
-                <w:szCs w:val="28"/>
-                <w:lang w:eastAsia="zh-CN"/>
-              </w:rPr>
-              <w:t>2</w:t>
-            </w:r>
-          </w:p>
-        </w:tc>
-        <w:tc>
-          <w:tcPr>
-            <w:tcW w:w="3505" w:type="dxa"/>
-            <w:shd w:val="clear" w:color="auto" w:fill="auto"/>
-            <w:vAlign w:val="center"/>
-          </w:tcPr>
-          <w:p>
-            <w:pPr>
-              <w:tabs>
-                <w:tab w:val="left" w:leader="dot" w:pos="9072"/>
-              </w:tabs>
-              <w:suppressAutoHyphens/>
-              <w:spacing w:after="0" w:line="276" w:lineRule="auto"/>
-              <w:rPr>
-                <w:rFonts w:ascii="Times New Roman" w:eastAsia="Times New Roman" w:hAnsi="Times New Roman" w:cs="Times New Roman"/>
-                <w:bCs/>
-                <w:sz w:val="28"/>
-                <w:szCs w:val="28"/>
-                <w:lang w:eastAsia="zh-CN"/>
-              </w:rPr>
-            </w:pPr>
-            <w:r>
-              <w:rPr>
-                <w:rFonts w:ascii="Times New Roman" w:eastAsia="Times New Roman" w:hAnsi="Times New Roman" w:cs="Times New Roman"/>
-                <w:bCs/>
-                <w:sz w:val="28"/>
-                <w:szCs w:val="28"/>
-                <w:lang w:eastAsia="zh-CN"/>
-              </w:rPr>
-              <w:t>Ngoại tệ tự do chuyển đổi (</w:t>
-            </w:r>
-            <w:r>
-              <w:rPr>
-                <w:rFonts w:ascii="Times New Roman" w:eastAsia="Times New Roman" w:hAnsi="Times New Roman" w:cs="Times New Roman"/>
-                <w:bCs/>
-                <w:i/>
-                <w:sz w:val="28"/>
-                <w:szCs w:val="28"/>
-                <w:lang w:eastAsia="zh-CN"/>
-              </w:rPr>
-              <w:t>ghi rõ loại ngoại tệ, số tiền được góp bằng mỗi loại ngoại tệ</w:t>
-            </w:r>
-            <w:r>
-              <w:rPr>
-                <w:rFonts w:ascii="Times New Roman" w:eastAsia="Times New Roman" w:hAnsi="Times New Roman" w:cs="Times New Roman"/>
-                <w:bCs/>
-                <w:sz w:val="28"/>
-                <w:szCs w:val="28"/>
-                <w:lang w:eastAsia="zh-CN"/>
-              </w:rPr>
-              <w:t>)</w:t>
-            </w:r>
-          </w:p>
-        </w:tc>
-        <w:tc>
-          <w:tcPr>
-            <w:tcW w:w="3686" w:type="dxa"/>
-            <w:shd w:val="clear" w:color="auto" w:fill="auto"/>
-            <w:vAlign w:val="center"/>
-          </w:tcPr>
-          <w:p>
-            <w:pPr>
-              <w:tabs>
-                <w:tab w:val="left" w:leader="dot" w:pos="9072"/>
-              </w:tabs>
-              <w:suppressAutoHyphens/>
-              <w:spacing w:after="0" w:line="276" w:lineRule="auto"/>
-              <w:rPr>
-                <w:rFonts w:ascii="Times New Roman" w:eastAsia="Times New Roman" w:hAnsi="Times New Roman" w:cs="Times New Roman"/>
-                <w:bCs/>
-                <w:sz w:val="28"/>
-                <w:szCs w:val="28"/>
-                <w:lang w:eastAsia="zh-CN"/>
-              </w:rPr>
-            </w:pPr>
-          </w:p>
-        </w:tc>
-        <w:tc>
-          <w:tcPr>
-            <w:tcW w:w="1275" w:type="dxa"/>
-            <w:shd w:val="clear" w:color="auto" w:fill="auto"/>
-            <w:vAlign w:val="center"/>
-          </w:tcPr>
-          <w:p>
-            <w:pPr>
-              <w:tabs>
-                <w:tab w:val="left" w:leader="dot" w:pos="9072"/>
-              </w:tabs>
-              <w:suppressAutoHyphens/>
-              <w:spacing w:after="0" w:line="276" w:lineRule="auto"/>
-              <w:rPr>
-                <w:rFonts w:ascii="Times New Roman" w:eastAsia="Times New Roman" w:hAnsi="Times New Roman" w:cs="Times New Roman"/>
-                <w:bCs/>
-                <w:sz w:val="28"/>
-                <w:szCs w:val="28"/>
-                <w:lang w:eastAsia="zh-CN"/>
-              </w:rPr>
-            </w:pPr>
-          </w:p>
-        </w:tc>
-      </w:tr>
-      <w:tr>
-        <w:tc>
-          <w:tcPr>
-            <w:tcW w:w="714" w:type="dxa"/>
-            <w:shd w:val="clear" w:color="auto" w:fill="auto"/>
-            <w:vAlign w:val="center"/>
-          </w:tcPr>
-          <w:p>
-            <w:pPr>
-              <w:tabs>
-                <w:tab w:val="left" w:leader="dot" w:pos="9072"/>
-              </w:tabs>
-              <w:suppressAutoHyphens/>
-              <w:spacing w:after="0" w:line="276" w:lineRule="auto"/>
-              <w:rPr>
-                <w:rFonts w:ascii="Times New Roman" w:eastAsia="Times New Roman" w:hAnsi="Times New Roman" w:cs="Times New Roman"/>
-                <w:bCs/>
-                <w:sz w:val="28"/>
-                <w:szCs w:val="28"/>
-                <w:lang w:eastAsia="zh-CN"/>
-              </w:rPr>
-            </w:pPr>
-            <w:r>
-              <w:rPr>
-                <w:rFonts w:ascii="Times New Roman" w:eastAsia="Times New Roman" w:hAnsi="Times New Roman" w:cs="Times New Roman"/>
-                <w:bCs/>
-                <w:sz w:val="28"/>
-                <w:szCs w:val="28"/>
-                <w:lang w:eastAsia="zh-CN"/>
-              </w:rPr>
-              <w:t>3</w:t>
-            </w:r>
-          </w:p>
-        </w:tc>
-        <w:tc>
-          <w:tcPr>
-            <w:tcW w:w="3505" w:type="dxa"/>
-            <w:shd w:val="clear" w:color="auto" w:fill="auto"/>
-            <w:vAlign w:val="center"/>
-          </w:tcPr>
-          <w:p>
-            <w:pPr>
-              <w:tabs>
-                <w:tab w:val="left" w:leader="dot" w:pos="9072"/>
-              </w:tabs>
-              <w:suppressAutoHyphens/>
-              <w:spacing w:after="0" w:line="276" w:lineRule="auto"/>
-              <w:rPr>
-                <w:rFonts w:ascii="Times New Roman" w:eastAsia="Times New Roman" w:hAnsi="Times New Roman" w:cs="Times New Roman"/>
-                <w:bCs/>
-                <w:sz w:val="28"/>
-                <w:szCs w:val="28"/>
-                <w:lang w:eastAsia="zh-CN"/>
-              </w:rPr>
-            </w:pPr>
-            <w:r>
-              <w:rPr>
-                <w:rFonts w:ascii="Times New Roman" w:eastAsia="Times New Roman" w:hAnsi="Times New Roman" w:cs="Times New Roman"/>
-                <w:bCs/>
-                <w:sz w:val="28"/>
-                <w:szCs w:val="28"/>
-                <w:lang w:eastAsia="zh-CN"/>
-              </w:rPr>
-              <w:t>Vàng</w:t>
-            </w:r>
-          </w:p>
-        </w:tc>
-        <w:tc>
-          <w:tcPr>
-            <w:tcW w:w="3686" w:type="dxa"/>
-            <w:shd w:val="clear" w:color="auto" w:fill="auto"/>
-            <w:vAlign w:val="center"/>
-          </w:tcPr>
-          <w:p>
-            <w:pPr>
-              <w:tabs>
-                <w:tab w:val="left" w:leader="dot" w:pos="9072"/>
-              </w:tabs>
-              <w:suppressAutoHyphens/>
-              <w:spacing w:after="0" w:line="276" w:lineRule="auto"/>
-              <w:rPr>
-                <w:rFonts w:ascii="Times New Roman" w:eastAsia="Times New Roman" w:hAnsi="Times New Roman" w:cs="Times New Roman"/>
-                <w:bCs/>
-                <w:sz w:val="28"/>
-                <w:szCs w:val="28"/>
-                <w:lang w:eastAsia="zh-CN"/>
-              </w:rPr>
-            </w:pPr>
-          </w:p>
-        </w:tc>
-        <w:tc>
-          <w:tcPr>
-            <w:tcW w:w="1275" w:type="dxa"/>
-            <w:shd w:val="clear" w:color="auto" w:fill="auto"/>
-            <w:vAlign w:val="center"/>
-          </w:tcPr>
-          <w:p>
-            <w:pPr>
-              <w:tabs>
-                <w:tab w:val="left" w:leader="dot" w:pos="9072"/>
-              </w:tabs>
-              <w:suppressAutoHyphens/>
-              <w:spacing w:after="0" w:line="276" w:lineRule="auto"/>
-              <w:rPr>
-                <w:rFonts w:ascii="Times New Roman" w:eastAsia="Times New Roman" w:hAnsi="Times New Roman" w:cs="Times New Roman"/>
-                <w:bCs/>
-                <w:sz w:val="28"/>
-                <w:szCs w:val="28"/>
-                <w:lang w:eastAsia="zh-CN"/>
-              </w:rPr>
-            </w:pPr>
-          </w:p>
-        </w:tc>
-      </w:tr>
-      <w:tr>
-        <w:tc>
-          <w:tcPr>
-            <w:tcW w:w="714" w:type="dxa"/>
-            <w:shd w:val="clear" w:color="auto" w:fill="auto"/>
-            <w:vAlign w:val="center"/>
-          </w:tcPr>
-          <w:p>
-            <w:pPr>
-              <w:tabs>
-                <w:tab w:val="left" w:leader="dot" w:pos="9072"/>
-              </w:tabs>
-              <w:suppressAutoHyphens/>
-              <w:spacing w:after="0" w:line="276" w:lineRule="auto"/>
-              <w:rPr>
-                <w:rFonts w:ascii="Times New Roman" w:eastAsia="Times New Roman" w:hAnsi="Times New Roman" w:cs="Times New Roman"/>
-                <w:bCs/>
-                <w:sz w:val="28"/>
-                <w:szCs w:val="28"/>
-                <w:lang w:eastAsia="zh-CN"/>
-              </w:rPr>
-            </w:pPr>
-            <w:r>
-              <w:rPr>
-                <w:rFonts w:ascii="Times New Roman" w:eastAsia="Times New Roman" w:hAnsi="Times New Roman" w:cs="Times New Roman"/>
-                <w:bCs/>
-                <w:sz w:val="28"/>
-                <w:szCs w:val="28"/>
-                <w:lang w:eastAsia="zh-CN"/>
-              </w:rPr>
-              <w:t>4</w:t>
-            </w:r>
-          </w:p>
-        </w:tc>
-        <w:tc>
-          <w:tcPr>
-            <w:tcW w:w="3505" w:type="dxa"/>
-            <w:shd w:val="clear" w:color="auto" w:fill="auto"/>
-            <w:vAlign w:val="center"/>
-          </w:tcPr>
-          <w:p>
-            <w:pPr>
-              <w:tabs>
-                <w:tab w:val="left" w:leader="dot" w:pos="9072"/>
-              </w:tabs>
-              <w:suppressAutoHyphens/>
-              <w:spacing w:after="0" w:line="276" w:lineRule="auto"/>
-              <w:rPr>
-                <w:rFonts w:ascii="Times New Roman" w:eastAsia="Times New Roman" w:hAnsi="Times New Roman" w:cs="Times New Roman"/>
-                <w:bCs/>
-                <w:sz w:val="28"/>
-                <w:szCs w:val="28"/>
-                <w:lang w:eastAsia="zh-CN"/>
-              </w:rPr>
-            </w:pPr>
-            <w:r>
-              <w:rPr>
-                <w:rFonts w:ascii="Times New Roman" w:eastAsia="Times New Roman" w:hAnsi="Times New Roman" w:cs="Times New Roman"/>
-                <w:bCs/>
-                <w:sz w:val="28"/>
-                <w:szCs w:val="28"/>
-                <w:lang w:eastAsia="zh-CN"/>
-              </w:rPr>
-              <w:t>Quyền sử dụng đất</w:t>
-            </w:r>
-          </w:p>
-        </w:tc>
-        <w:tc>
-          <w:tcPr>
-            <w:tcW w:w="3686" w:type="dxa"/>
-            <w:shd w:val="clear" w:color="auto" w:fill="auto"/>
-            <w:vAlign w:val="center"/>
-          </w:tcPr>
-          <w:p>
-            <w:pPr>
-              <w:tabs>
-                <w:tab w:val="left" w:leader="dot" w:pos="9072"/>
-              </w:tabs>
-              <w:suppressAutoHyphens/>
-              <w:spacing w:after="0" w:line="276" w:lineRule="auto"/>
-              <w:rPr>
-                <w:rFonts w:ascii="Times New Roman" w:eastAsia="Times New Roman" w:hAnsi="Times New Roman" w:cs="Times New Roman"/>
-                <w:bCs/>
-                <w:sz w:val="28"/>
-                <w:szCs w:val="28"/>
-                <w:lang w:eastAsia="zh-CN"/>
-              </w:rPr>
-            </w:pPr>
-          </w:p>
-        </w:tc>
-        <w:tc>
-          <w:tcPr>
-            <w:tcW w:w="1275" w:type="dxa"/>
-            <w:shd w:val="clear" w:color="auto" w:fill="auto"/>
-            <w:vAlign w:val="center"/>
-          </w:tcPr>
-          <w:p>
-            <w:pPr>
-              <w:tabs>
-                <w:tab w:val="left" w:leader="dot" w:pos="9072"/>
-              </w:tabs>
-              <w:suppressAutoHyphens/>
-              <w:spacing w:after="0" w:line="276" w:lineRule="auto"/>
-              <w:rPr>
-                <w:rFonts w:ascii="Times New Roman" w:eastAsia="Times New Roman" w:hAnsi="Times New Roman" w:cs="Times New Roman"/>
-                <w:bCs/>
-                <w:sz w:val="28"/>
-                <w:szCs w:val="28"/>
-                <w:lang w:eastAsia="zh-CN"/>
-              </w:rPr>
-            </w:pPr>
-          </w:p>
-        </w:tc>
-      </w:tr>
-      <w:tr>
-        <w:tc>
-          <w:tcPr>
-            <w:tcW w:w="714" w:type="dxa"/>
-            <w:shd w:val="clear" w:color="auto" w:fill="auto"/>
-            <w:vAlign w:val="center"/>
-          </w:tcPr>
-          <w:p>
-            <w:pPr>
-              <w:tabs>
-                <w:tab w:val="left" w:leader="dot" w:pos="9072"/>
-              </w:tabs>
-              <w:suppressAutoHyphens/>
-              <w:spacing w:after="0" w:line="276" w:lineRule="auto"/>
-              <w:rPr>
-                <w:rFonts w:ascii="Times New Roman" w:eastAsia="Times New Roman" w:hAnsi="Times New Roman" w:cs="Times New Roman"/>
-                <w:bCs/>
-                <w:sz w:val="28"/>
-                <w:szCs w:val="28"/>
-                <w:lang w:eastAsia="zh-CN"/>
-              </w:rPr>
-            </w:pPr>
-            <w:r>
-              <w:rPr>
-                <w:rFonts w:ascii="Times New Roman" w:eastAsia="Times New Roman" w:hAnsi="Times New Roman" w:cs="Times New Roman"/>
-                <w:bCs/>
-                <w:sz w:val="28"/>
-                <w:szCs w:val="28"/>
-                <w:lang w:eastAsia="zh-CN"/>
-              </w:rPr>
-              <w:t>5</w:t>
-            </w:r>
-          </w:p>
-        </w:tc>
-        <w:tc>
-          <w:tcPr>
-            <w:tcW w:w="3505" w:type="dxa"/>
-            <w:shd w:val="clear" w:color="auto" w:fill="auto"/>
-            <w:vAlign w:val="center"/>
-          </w:tcPr>
-          <w:p>
-            <w:pPr>
-              <w:tabs>
-                <w:tab w:val="left" w:leader="dot" w:pos="9072"/>
-              </w:tabs>
-              <w:suppressAutoHyphens/>
-              <w:spacing w:after="0" w:line="276" w:lineRule="auto"/>
-              <w:rPr>
-                <w:rFonts w:ascii="Times New Roman" w:eastAsia="Times New Roman" w:hAnsi="Times New Roman" w:cs="Times New Roman"/>
-                <w:bCs/>
-                <w:sz w:val="28"/>
-                <w:szCs w:val="28"/>
-                <w:lang w:eastAsia="zh-CN"/>
-              </w:rPr>
-            </w:pPr>
-            <w:r>
-              <w:rPr>
-                <w:rFonts w:ascii="Times New Roman" w:eastAsia="Times New Roman" w:hAnsi="Times New Roman" w:cs="Times New Roman"/>
-                <w:bCs/>
-                <w:sz w:val="28"/>
-                <w:szCs w:val="28"/>
-                <w:lang w:eastAsia="zh-CN"/>
-              </w:rPr>
-              <w:t>Quyền sở hữu trí tuệ</w:t>
-            </w:r>
-          </w:p>
-        </w:tc>
-        <w:tc>
-          <w:tcPr>
-            <w:tcW w:w="3686" w:type="dxa"/>
-            <w:shd w:val="clear" w:color="auto" w:fill="auto"/>
-            <w:vAlign w:val="center"/>
-          </w:tcPr>
-          <w:p>
-            <w:pPr>
-              <w:tabs>
-                <w:tab w:val="left" w:leader="dot" w:pos="9072"/>
-              </w:tabs>
-              <w:suppressAutoHyphens/>
-              <w:spacing w:after="0" w:line="276" w:lineRule="auto"/>
-              <w:rPr>
-                <w:rFonts w:ascii="Times New Roman" w:eastAsia="Times New Roman" w:hAnsi="Times New Roman" w:cs="Times New Roman"/>
-                <w:bCs/>
-                <w:sz w:val="28"/>
-                <w:szCs w:val="28"/>
-                <w:lang w:eastAsia="zh-CN"/>
-              </w:rPr>
-            </w:pPr>
-          </w:p>
-        </w:tc>
-        <w:tc>
-          <w:tcPr>
-            <w:tcW w:w="1275" w:type="dxa"/>
-            <w:shd w:val="clear" w:color="auto" w:fill="auto"/>
-            <w:vAlign w:val="center"/>
-          </w:tcPr>
-          <w:p>
-            <w:pPr>
-              <w:tabs>
-                <w:tab w:val="left" w:leader="dot" w:pos="9072"/>
-              </w:tabs>
-              <w:suppressAutoHyphens/>
-              <w:spacing w:after="0" w:line="276" w:lineRule="auto"/>
-              <w:rPr>
-                <w:rFonts w:ascii="Times New Roman" w:eastAsia="Times New Roman" w:hAnsi="Times New Roman" w:cs="Times New Roman"/>
-                <w:bCs/>
-                <w:sz w:val="28"/>
-                <w:szCs w:val="28"/>
-                <w:lang w:eastAsia="zh-CN"/>
-              </w:rPr>
-            </w:pPr>
-          </w:p>
-        </w:tc>
-      </w:tr>
-      <w:tr>
-        <w:tc>
-          <w:tcPr>
-            <w:tcW w:w="714" w:type="dxa"/>
-            <w:shd w:val="clear" w:color="auto" w:fill="auto"/>
-            <w:vAlign w:val="center"/>
-          </w:tcPr>
-          <w:p>
-            <w:pPr>
-              <w:tabs>
-                <w:tab w:val="left" w:leader="dot" w:pos="9072"/>
-              </w:tabs>
-              <w:suppressAutoHyphens/>
-              <w:spacing w:after="0" w:line="276" w:lineRule="auto"/>
-              <w:rPr>
-                <w:rFonts w:ascii="Times New Roman" w:eastAsia="Times New Roman" w:hAnsi="Times New Roman" w:cs="Times New Roman"/>
-                <w:bCs/>
-                <w:sz w:val="28"/>
-                <w:szCs w:val="28"/>
-                <w:lang w:eastAsia="zh-CN"/>
-              </w:rPr>
-            </w:pPr>
-            <w:r>
-              <w:rPr>
-                <w:rFonts w:ascii="Times New Roman" w:eastAsia="Times New Roman" w:hAnsi="Times New Roman" w:cs="Times New Roman"/>
-                <w:bCs/>
-                <w:sz w:val="28"/>
-                <w:szCs w:val="28"/>
-                <w:lang w:eastAsia="zh-CN"/>
-              </w:rPr>
-              <w:t>6</w:t>
-            </w:r>
-          </w:p>
-        </w:tc>
-        <w:tc>
-          <w:tcPr>
-            <w:tcW w:w="3505" w:type="dxa"/>
-            <w:shd w:val="clear" w:color="auto" w:fill="auto"/>
-            <w:vAlign w:val="center"/>
-          </w:tcPr>
-          <w:p>
-            <w:pPr>
-              <w:tabs>
-                <w:tab w:val="left" w:leader="dot" w:pos="9072"/>
-              </w:tabs>
-              <w:suppressAutoHyphens/>
-              <w:spacing w:after="0" w:line="276" w:lineRule="auto"/>
-              <w:rPr>
-                <w:rFonts w:ascii="Times New Roman" w:eastAsia="Times New Roman" w:hAnsi="Times New Roman" w:cs="Times New Roman"/>
-                <w:bCs/>
-                <w:sz w:val="28"/>
-                <w:szCs w:val="28"/>
-                <w:lang w:eastAsia="zh-CN"/>
-              </w:rPr>
-            </w:pPr>
-            <w:r>
-              <w:rPr>
-                <w:rFonts w:ascii="Times New Roman" w:eastAsia="Times New Roman" w:hAnsi="Times New Roman" w:cs="Times New Roman"/>
-                <w:bCs/>
-                <w:sz w:val="28"/>
-                <w:szCs w:val="28"/>
-                <w:lang w:eastAsia="zh-CN"/>
-              </w:rPr>
-              <w:t>Các tài sản khác (</w:t>
-            </w:r>
-            <w:r>
-              <w:rPr>
-                <w:rFonts w:ascii="Times New Roman" w:eastAsia="Times New Roman" w:hAnsi="Times New Roman" w:cs="Times New Roman"/>
-                <w:i/>
-                <w:iCs/>
-                <w:spacing w:val="6"/>
-                <w:sz w:val="28"/>
-                <w:szCs w:val="28"/>
-                <w:lang w:eastAsia="zh-CN"/>
-              </w:rPr>
-              <w:t xml:space="preserve">ghi rõ loại tài sản, số lượng và giá trị còn lại của mỗi loại tài sản, có thể lập thành danh </w:t>
-            </w:r>
-            <w:r>
-              <w:rPr>
-                <w:rFonts w:ascii="Times New Roman" w:eastAsia="Times New Roman" w:hAnsi="Times New Roman" w:cs="Times New Roman"/>
-                <w:i/>
-                <w:iCs/>
-                <w:spacing w:val="6"/>
-                <w:sz w:val="28"/>
-                <w:szCs w:val="28"/>
-                <w:lang w:eastAsia="zh-CN"/>
-              </w:rPr>
-              <w:lastRenderedPageBreak/>
-              <w:t>mục riêng kèm theo hồ sơ đăng ký doanh nghiệp</w:t>
-            </w:r>
-            <w:r>
-              <w:rPr>
-                <w:rFonts w:ascii="Times New Roman" w:eastAsia="Times New Roman" w:hAnsi="Times New Roman" w:cs="Times New Roman"/>
-                <w:iCs/>
-                <w:spacing w:val="6"/>
-                <w:sz w:val="28"/>
-                <w:szCs w:val="28"/>
-                <w:lang w:eastAsia="zh-CN"/>
-              </w:rPr>
-              <w:t>)</w:t>
-            </w:r>
-          </w:p>
-        </w:tc>
-        <w:tc>
-          <w:tcPr>
-            <w:tcW w:w="3686" w:type="dxa"/>
-            <w:shd w:val="clear" w:color="auto" w:fill="auto"/>
-            <w:vAlign w:val="center"/>
-          </w:tcPr>
-          <w:p>
-            <w:pPr>
-              <w:tabs>
-                <w:tab w:val="left" w:leader="dot" w:pos="9072"/>
-              </w:tabs>
-              <w:suppressAutoHyphens/>
-              <w:spacing w:after="0" w:line="276" w:lineRule="auto"/>
-              <w:rPr>
-                <w:rFonts w:ascii="Times New Roman" w:eastAsia="Times New Roman" w:hAnsi="Times New Roman" w:cs="Times New Roman"/>
-                <w:bCs/>
-                <w:sz w:val="28"/>
-                <w:szCs w:val="28"/>
-                <w:lang w:eastAsia="zh-CN"/>
-              </w:rPr>
-            </w:pPr>
-          </w:p>
-        </w:tc>
-        <w:tc>
-          <w:tcPr>
-            <w:tcW w:w="1275" w:type="dxa"/>
-            <w:shd w:val="clear" w:color="auto" w:fill="auto"/>
-            <w:vAlign w:val="center"/>
-          </w:tcPr>
-          <w:p>
-            <w:pPr>
-              <w:tabs>
-                <w:tab w:val="left" w:leader="dot" w:pos="9072"/>
-              </w:tabs>
-              <w:suppressAutoHyphens/>
-              <w:spacing w:after="0" w:line="276" w:lineRule="auto"/>
-              <w:rPr>
-                <w:rFonts w:ascii="Times New Roman" w:eastAsia="Times New Roman" w:hAnsi="Times New Roman" w:cs="Times New Roman"/>
-                <w:bCs/>
-                <w:sz w:val="28"/>
-                <w:szCs w:val="28"/>
-                <w:lang w:eastAsia="zh-CN"/>
-              </w:rPr>
-            </w:pPr>
-          </w:p>
-        </w:tc>
-      </w:tr>
-      <w:tr>
-        <w:tc>
-          <w:tcPr>
-            <w:tcW w:w="4219" w:type="dxa"/>
-            <w:gridSpan w:val="2"/>
-            <w:shd w:val="clear" w:color="auto" w:fill="auto"/>
-            <w:vAlign w:val="center"/>
-          </w:tcPr>
-          <w:p>
-            <w:pPr>
-              <w:tabs>
-                <w:tab w:val="left" w:leader="dot" w:pos="9072"/>
-              </w:tabs>
-              <w:suppressAutoHyphens/>
-              <w:spacing w:after="0" w:line="276" w:lineRule="auto"/>
-              <w:jc w:val="center"/>
-              <w:rPr>
-                <w:rFonts w:ascii="Times New Roman" w:eastAsia="Times New Roman" w:hAnsi="Times New Roman" w:cs="Times New Roman"/>
-                <w:bCs/>
-                <w:sz w:val="28"/>
-                <w:szCs w:val="28"/>
-                <w:lang w:eastAsia="zh-CN"/>
-              </w:rPr>
-            </w:pPr>
-            <w:r>
-              <w:rPr>
-                <w:rFonts w:ascii="Times New Roman" w:eastAsia="Times New Roman" w:hAnsi="Times New Roman" w:cs="Times New Roman"/>
-                <w:bCs/>
-                <w:sz w:val="28"/>
-                <w:szCs w:val="28"/>
-                <w:lang w:eastAsia="zh-CN"/>
-              </w:rPr>
-              <w:t>Tổng số</w:t>
-            </w:r>
-          </w:p>
-        </w:tc>
-        <w:tc>
-          <w:tcPr>
-            <w:tcW w:w="3686" w:type="dxa"/>
-            <w:shd w:val="clear" w:color="auto" w:fill="auto"/>
-            <w:vAlign w:val="center"/>
-          </w:tcPr>
-          <w:p>
-            <w:pPr>
-              <w:tabs>
-                <w:tab w:val="left" w:leader="dot" w:pos="9072"/>
-              </w:tabs>
-              <w:suppressAutoHyphens/>
-              <w:spacing w:after="0" w:line="276" w:lineRule="auto"/>
-              <w:rPr>
-                <w:rFonts w:ascii="Times New Roman" w:eastAsia="Times New Roman" w:hAnsi="Times New Roman" w:cs="Times New Roman"/>
-                <w:bCs/>
-                <w:sz w:val="28"/>
-                <w:szCs w:val="28"/>
-                <w:lang w:eastAsia="zh-CN"/>
-              </w:rPr>
-            </w:pPr>
-            <w:r>
-              <w:rPr>
-                <w:rFonts w:ascii="Times New Roman" w:eastAsia="Times New Roman" w:hAnsi="Times New Roman" w:cs="Times New Roman"/>
-                <w:sz w:val="28"/>
-                <w:szCs w:val="28"/>
-                <w:lang w:val="fr-FR"/>
-              </w:rPr>
-              <w:t xml:space="preserve">3.200.000.000 </w:t>
-            </w:r>
-            <w:r>
-              <w:rPr>
-                <w:rFonts w:ascii="Times New Roman" w:eastAsia="Times New Roman" w:hAnsi="Times New Roman" w:cs="Times New Roman"/>
-                <w:sz w:val="28"/>
-                <w:szCs w:val="28"/>
-                <w:lang w:val="fr-FR"/>
-              </w:rPr>
-              <w:t>VNĐ</w:t>
-            </w:r>
-          </w:p>
-        </w:tc>
-        <w:tc>
-          <w:tcPr>
-            <w:tcW w:w="1275" w:type="dxa"/>
-            <w:shd w:val="clear" w:color="auto" w:fill="auto"/>
-            <w:vAlign w:val="center"/>
-          </w:tcPr>
-          <w:p>
-            <w:pPr>
-              <w:tabs>
-                <w:tab w:val="left" w:leader="dot" w:pos="9072"/>
-              </w:tabs>
-              <w:suppressAutoHyphens/>
-              <w:spacing w:after="0" w:line="276" w:lineRule="auto"/>
-              <w:rPr>
-                <w:rFonts w:ascii="Times New Roman" w:eastAsia="Times New Roman" w:hAnsi="Times New Roman" w:cs="Times New Roman"/>
-                <w:bCs/>
-                <w:sz w:val="28"/>
-                <w:szCs w:val="28"/>
-                <w:lang w:eastAsia="zh-CN"/>
-              </w:rPr>
-            </w:pPr>
-            <w:r>
-              <w:rPr>
-                <w:rFonts w:ascii="Times New Roman" w:eastAsia="Times New Roman" w:hAnsi="Times New Roman" w:cs="Times New Roman"/>
-                <w:bCs/>
-                <w:sz w:val="28"/>
-                <w:szCs w:val="28"/>
-                <w:lang w:eastAsia="zh-CN"/>
-              </w:rPr>
-              <w:t>100</w:t>
-            </w:r>
-          </w:p>
-        </w:tc>
-      </w:tr>
-    </w:tbl>
-    <w:p>
-      <w:pPr>
-        <w:tabs>
-          <w:tab w:val="left" w:leader="dot" w:pos="9072"/>
-        </w:tabs>
-        <w:spacing w:before="120" w:after="120" w:line="240" w:lineRule="auto"/>
-        <w:ind w:firstLine="720"/>
-        <w:jc w:val="both"/>
-        <w:rPr>
-          <w:rFonts w:ascii="Times New Roman" w:eastAsia="Times New Roman" w:hAnsi="Times New Roman" w:cs="Times New Roman"/>
-          <w:sz w:val="28"/>
-          <w:szCs w:val="28"/>
-        </w:rPr>
-      </w:pPr>
-      <w:r>
-        <w:rPr>
-          <w:rFonts w:ascii="Times New Roman" w:eastAsia="Times New Roman" w:hAnsi="Times New Roman" w:cs="Times New Roman"/>
-          <w:sz w:val="28"/>
-          <w:szCs w:val="28"/>
-        </w:rPr>
-        <w:t>Thông tin về cổ phần (</w:t>
-      </w:r>
-      <w:r>
-        <w:rPr>
-          <w:rFonts w:ascii="Times New Roman" w:eastAsia="Times New Roman" w:hAnsi="Times New Roman" w:cs="Times New Roman"/>
-          <w:i/>
-          <w:sz w:val="28"/>
-          <w:szCs w:val="28"/>
-        </w:rPr>
-        <w:t>chỉ kê khai đối với công ty cổ phần</w:t>
-      </w:r>
-      <w:r>
-        <w:rPr>
-          <w:rFonts w:ascii="Times New Roman" w:eastAsia="Times New Roman" w:hAnsi="Times New Roman" w:cs="Times New Roman"/>
-          <w:sz w:val="28"/>
-          <w:szCs w:val="28"/>
-        </w:rPr>
-        <w:t>):</w:t>
-      </w:r>
-      <w:r>
-        <w:rPr>
-          <w:rFonts w:ascii="Times New Roman" w:eastAsia="Times New Roman" w:hAnsi="Times New Roman" w:cs="Times New Roman"/>
-          <w:sz w:val="28"/>
-          <w:szCs w:val="28"/>
-        </w:rPr>
-        <w:t xml:space="preserve"> Không có</w:t>
-      </w:r>
-    </w:p>
-    <w:p>
-      <w:pPr>
-        <w:tabs>
-          <w:tab w:val="left" w:leader="dot" w:pos="9072"/>
-        </w:tabs>
-        <w:spacing w:before="120" w:after="120" w:line="240" w:lineRule="auto"/>
-        <w:ind w:firstLine="720"/>
-        <w:jc w:val="both"/>
-        <w:rPr>
-          <w:rFonts w:ascii="Times New Roman" w:eastAsia="Times New Roman" w:hAnsi="Times New Roman" w:cs="Times New Roman"/>
-          <w:b/>
-          <w:sz w:val="28"/>
-          <w:szCs w:val="28"/>
-        </w:rPr>
-      </w:pPr>
-      <w:r>
-        <w:rPr>
-          <w:rFonts w:ascii="Times New Roman" w:eastAsia="Times New Roman" w:hAnsi="Times New Roman" w:cs="Times New Roman"/>
-          <w:b/>
-          <w:sz w:val="28"/>
-          <w:szCs w:val="28"/>
-        </w:rPr>
-        <w:t xml:space="preserve"> </w:t>
-      </w:r>
-      <w:r>
-        <w:rPr>
-          <w:rFonts w:ascii="Times New Roman" w:eastAsia="Times New Roman" w:hAnsi="Times New Roman" w:cs="Times New Roman"/>
-          <w:b/>
-          <w:sz w:val="28"/>
-          <w:szCs w:val="28"/>
-        </w:rPr>
-        <w:t xml:space="preserve">2. Đăng ký thay đổi phần vốn góp, tỷ lệ phần vốn góp công ty TNHH, công ty hợp danh: </w:t>
-      </w:r>
-      <w:r>
-        <w:rPr>
-          <w:rFonts w:ascii="Times New Roman" w:eastAsia="Times New Roman" w:hAnsi="Times New Roman" w:cs="Times New Roman"/>
-          <w:bCs/>
-          <w:sz w:val="28"/>
-          <w:szCs w:val="28"/>
-        </w:rPr>
-        <w:t>Không có</w:t>
-      </w:r>
-      <w:r>
-        <w:rPr>
-          <w:rFonts w:ascii="Times New Roman" w:eastAsia="Times New Roman" w:hAnsi="Times New Roman" w:cs="Times New Roman"/>
-          <w:bCs/>
-          <w:sz w:val="28"/>
-          <w:szCs w:val="28"/>
-        </w:rPr>
-        <w:t>.</w:t>
-      </w:r>
-    </w:p>
-    <w:p>
-      <w:pPr>
-        <w:tabs>
-          <w:tab w:val="left" w:leader="dot" w:pos="9360"/>
-        </w:tabs>
-        <w:spacing w:before="120" w:after="120" w:line="240" w:lineRule="auto"/>
-        <w:ind w:firstLine="720"/>
-        <w:jc w:val="both"/>
-        <w:rPr>
-          <w:rFonts w:ascii="Times New Roman" w:eastAsia="Times New Roman" w:hAnsi="Times New Roman" w:cs="Times New Roman"/>
-          <w:i/>
-          <w:sz w:val="28"/>
-          <w:szCs w:val="28"/>
-        </w:rPr>
-      </w:pPr>
-      <w:r>
-        <w:rPr>
-          <w:rFonts w:ascii="Times New Roman" w:eastAsia="Times New Roman" w:hAnsi="Times New Roman" w:cs="Times New Roman"/>
-          <w:i/>
-          <w:sz w:val="28"/>
-          <w:szCs w:val="28"/>
-        </w:rPr>
-        <w:t xml:space="preserve">Kê khai phần vốn góp, tỷ lệ phần vốn góp mới của thành viên công ty TNHH hai thành viên trở lên/thành viên hợp danh công ty hợp danh theo mẫu tương ứng tại Mẫu số 6, Mẫu số 9 Phụ lục I </w:t>
-      </w:r>
-      <w:r>
-        <w:rPr>
-          <w:rFonts w:ascii="Times New Roman" w:eastAsia="Times New Roman" w:hAnsi="Times New Roman" w:cs="Times New Roman"/>
-          <w:bCs/>
-          <w:i/>
-          <w:sz w:val="28"/>
-          <w:szCs w:val="28"/>
-        </w:rPr>
-        <w:t>ban hành kèm theo Thông tư này</w:t>
-      </w:r>
-      <w:r>
-        <w:rPr>
-          <w:rFonts w:ascii="Times New Roman" w:eastAsia="Times New Roman" w:hAnsi="Times New Roman" w:cs="Times New Roman"/>
-          <w:i/>
-          <w:sz w:val="28"/>
-          <w:szCs w:val="28"/>
-        </w:rPr>
-        <w:t>.</w:t>
-      </w:r>
-    </w:p>
-    <w:p>
-      <w:pPr>
-        <w:spacing w:before="120" w:after="240" w:line="276" w:lineRule="auto"/>
-        <w:ind w:firstLine="709"/>
-        <w:jc w:val="both"/>
-        <w:rPr>
-          <w:rFonts w:ascii="Times New Roman" w:eastAsia="Times New Roman" w:hAnsi="Times New Roman" w:cs="Times New Roman"/>
-          <w:bCs/>
-          <w:sz w:val="28"/>
-          <w:szCs w:val="28"/>
-        </w:rPr>
-      </w:pPr>
-      <w:r>
-        <w:rPr>
-          <w:rFonts w:ascii="Times New Roman" w:eastAsia="Times New Roman" w:hAnsi="Times New Roman" w:cs="Times New Roman"/>
-          <w:bCs/>
-          <w:sz w:val="28"/>
-          <w:szCs w:val="28"/>
-        </w:rPr>
-        <w:t>(</w:t>
-      </w:r>
-      <w:r>
-        <w:rPr>
-          <w:rFonts w:ascii="Times New Roman" w:eastAsia="Times New Roman" w:hAnsi="Times New Roman" w:cs="Times New Roman"/>
-          <w:bCs/>
-          <w:i/>
-          <w:sz w:val="28"/>
-          <w:szCs w:val="28"/>
-        </w:rPr>
-        <w:t>Đối với thành viên có phần vốn góp không thay đổi, trong danh sách thành viên không bắt buộc phải có chữ ký của thành viên đó</w:t>
-      </w:r>
-      <w:r>
-        <w:rPr>
-          <w:rFonts w:ascii="Times New Roman" w:eastAsia="Times New Roman" w:hAnsi="Times New Roman" w:cs="Times New Roman"/>
-          <w:bCs/>
-          <w:sz w:val="28"/>
-          <w:szCs w:val="28"/>
-        </w:rPr>
-        <w:t>).</w:t>
-      </w:r>
-    </w:p>
-    <w:p>
-      <w:pPr>
-        <w:spacing w:before="120" w:after="240" w:line="276" w:lineRule="auto"/>
-        <w:ind w:firstLine="709"/>
-        <w:jc w:val="both"/>
-        <w:rPr>
           <w:rFonts w:ascii="Times New Roman" w:eastAsia="Calibri" w:hAnsi="Times New Roman" w:cs="Times New Roman"/>
           <w:b/>
           <w:bCs/>
@@ -5694,28 +3164,13 @@
       <w:r>
         <w:rPr>
           <w:rFonts w:ascii="Times New Roman" w:eastAsia="Times New Roman" w:hAnsi="Times New Roman" w:cs="Times New Roman"/>
-          <w:sz w:val="28"/>
-          <w:szCs w:val="28"/>
-        </w:rPr>
-        <w:t>Doanh nghiệp cam kết bảo đảm thanh toán đủ các khoản nợ và các nghĩa vụ tài sản khác sau khi giảm vốn (</w:t>
-      </w:r>
-      <w:r>
-        <w:rPr>
-          <w:rFonts w:ascii="Times New Roman" w:eastAsia="Times New Roman" w:hAnsi="Times New Roman" w:cs="Times New Roman"/>
-          <w:i/>
-          <w:iCs/>
-          <w:sz w:val="28"/>
-          <w:szCs w:val="28"/>
-        </w:rPr>
-        <w:t>doanh nghiệp chỉ ghi cam kết trong trường hợp đăng ký giảm vốn điều lệ</w:t>
-      </w:r>
-      <w:r>
-        <w:rPr>
-          <w:rFonts w:ascii="Times New Roman" w:eastAsia="Times New Roman" w:hAnsi="Times New Roman" w:cs="Times New Roman"/>
-          <w:sz w:val="28"/>
-          <w:szCs w:val="28"/>
-        </w:rPr>
-        <w:t>).</w:t>
+          <w:bCs/>
+          <w:spacing w:val="-4"/>
+          <w:sz w:val="28"/>
+          <w:szCs w:val="28"/>
+          <w:lang w:val="fr-FR"/>
+        </w:rPr>
+        <w:br w:type="page"/>
       </w:r>
     </w:p>
     <w:p>
@@ -5733,18 +3188,6 @@
           <w:lang w:eastAsia="x-none"/>
         </w:rPr>
       </w:pPr>
-      <w:r>
-        <w:rPr>
-          <w:rFonts w:ascii="Times New Roman" w:eastAsia="Calibri" w:hAnsi="Times New Roman" w:cs="Times New Roman"/>
-          <w:b/>
-          <w:bCs/>
-          <w:kern w:val="28"/>
-          <w:sz w:val="28"/>
-          <w:szCs w:val="32"/>
-          <w:lang w:eastAsia="x-none"/>
-        </w:rPr>
-        <w:br w:type="page"/>
-      </w:r>
     </w:p>
     <w:p>
       <w:pPr>
